--- a/Word/Дубровский_13_.docx
+++ b/Word/Дубровский_13_.docx
@@ -14,6 +14,8 @@
           <w:lang w:val="ru-RU"/>
         </w:rPr>
       </w:pPr>
+      <w:bookmarkStart w:id="0" w:name="_GoBack"/>
+      <w:bookmarkEnd w:id="0"/>
       <w:r>
         <w:rPr>
           <w:rFonts w:ascii="Times New Roman" w:hAnsi="Times New Roman"/>
@@ -21,7 +23,17 @@
           <w:sz w:val="32"/>
           <w:szCs w:val="32"/>
         </w:rPr>
-        <w:t xml:space="preserve">13 </w:t>
+        <w:t>1</w:t>
+      </w:r>
+      <w:r>
+        <w:rPr>
+          <w:rFonts w:hint="default" w:ascii="Times New Roman" w:hAnsi="Times New Roman"/>
+          <w:b/>
+          <w:sz w:val="32"/>
+          <w:szCs w:val="32"/>
+          <w:lang w:val="ru-RU"/>
+        </w:rPr>
+        <w:t>3</w:t>
       </w:r>
       <w:r>
         <w:rPr>
@@ -29,9 +41,8 @@
           <w:b/>
           <w:sz w:val="32"/>
           <w:szCs w:val="32"/>
-          <w:lang w:val="ru-RU"/>
-        </w:rPr>
-        <w:t>ТЕХНОЛОГИЯ</w:t>
+        </w:rPr>
+        <w:t xml:space="preserve"> </w:t>
       </w:r>
       <w:r>
         <w:rPr>
@@ -41,7 +52,7 @@
           <w:szCs w:val="32"/>
           <w:lang w:val="ru-RU"/>
         </w:rPr>
-        <w:t xml:space="preserve"> СОЗДАНИЯ ГРАФИЧЕСКОГО ПОЛЬЗОВАТЕЛЬСКОГО ИНТЕРФЕЙСА</w:t>
+        <w:t>РАБОТА С ГРАФИКОЙ.АНИМАЦИЯ</w:t>
       </w:r>
     </w:p>
     <w:p>
@@ -65,8 +76,8 @@
       <w:r>
         <w:drawing>
           <wp:inline distT="0" distB="0" distL="114300" distR="114300">
-            <wp:extent cx="6257925" cy="4133850"/>
-            <wp:effectExtent l="0" t="0" r="9525" b="0"/>
+            <wp:extent cx="6293485" cy="1426845"/>
+            <wp:effectExtent l="0" t="0" r="12065" b="1905"/>
             <wp:docPr id="65" name="Изображение 1"/>
             <wp:cNvGraphicFramePr>
               <a:graphicFrameLocks xmlns:a="http://schemas.openxmlformats.org/drawingml/2006/main" noChangeAspect="1"/>
@@ -81,7 +92,7 @@
                     </pic:cNvPicPr>
                   </pic:nvPicPr>
                   <pic:blipFill>
-                    <a:blip r:embed="rId10"/>
+                    <a:blip r:embed="rId11"/>
                     <a:stretch>
                       <a:fillRect/>
                     </a:stretch>
@@ -89,7 +100,7 @@
                   <pic:spPr>
                     <a:xfrm>
                       <a:off x="0" y="0"/>
-                      <a:ext cx="6257925" cy="4133850"/>
+                      <a:ext cx="6293485" cy="1426845"/>
                     </a:xfrm>
                     <a:prstGeom prst="rect">
                       <a:avLst/>
@@ -114,7 +125,6 @@
           <w:rFonts w:ascii="Times New Roman" w:hAnsi="Times New Roman"/>
           <w:sz w:val="28"/>
           <w:szCs w:val="28"/>
-          <w:lang w:val="en-US"/>
         </w:rPr>
       </w:pPr>
       <w:r>
@@ -123,1205 +133,1947 @@
           <w:sz w:val="28"/>
           <w:szCs w:val="28"/>
         </w:rPr>
-        <w:t>Листинг</w:t>
-      </w:r>
-      <w:r>
+        <w:t>Листинг программы:</w:t>
+      </w:r>
+    </w:p>
+    <w:p>
+      <w:pPr>
+        <w:spacing w:after="0" w:line="240" w:lineRule="auto"/>
+        <w:ind w:firstLine="709"/>
+        <w:rPr>
+          <w:rFonts w:hint="default" w:ascii="Times New Roman" w:hAnsi="Times New Roman"/>
+          <w:sz w:val="28"/>
+          <w:szCs w:val="28"/>
+        </w:rPr>
+      </w:pPr>
+      <w:r>
+        <w:rPr>
+          <w:rFonts w:hint="default" w:ascii="Times New Roman" w:hAnsi="Times New Roman"/>
+          <w:sz w:val="28"/>
+          <w:szCs w:val="28"/>
+        </w:rPr>
+        <w:t>using System;</w:t>
+      </w:r>
+    </w:p>
+    <w:p>
+      <w:pPr>
+        <w:spacing w:after="0" w:line="240" w:lineRule="auto"/>
+        <w:ind w:firstLine="709"/>
+        <w:rPr>
+          <w:rFonts w:hint="default" w:ascii="Times New Roman" w:hAnsi="Times New Roman"/>
+          <w:sz w:val="28"/>
+          <w:szCs w:val="28"/>
+        </w:rPr>
+      </w:pPr>
+      <w:r>
+        <w:rPr>
+          <w:rFonts w:hint="default" w:ascii="Times New Roman" w:hAnsi="Times New Roman"/>
+          <w:sz w:val="28"/>
+          <w:szCs w:val="28"/>
+        </w:rPr>
+        <w:t>using System.Windows;</w:t>
+      </w:r>
+    </w:p>
+    <w:p>
+      <w:pPr>
+        <w:spacing w:after="0" w:line="240" w:lineRule="auto"/>
+        <w:ind w:firstLine="709"/>
+        <w:rPr>
+          <w:rFonts w:hint="default" w:ascii="Times New Roman" w:hAnsi="Times New Roman"/>
+          <w:sz w:val="28"/>
+          <w:szCs w:val="28"/>
+        </w:rPr>
+      </w:pPr>
+      <w:r>
+        <w:rPr>
+          <w:rFonts w:hint="default" w:ascii="Times New Roman" w:hAnsi="Times New Roman"/>
+          <w:sz w:val="28"/>
+          <w:szCs w:val="28"/>
+        </w:rPr>
+        <w:t>using System.Windows.Media;</w:t>
+      </w:r>
+    </w:p>
+    <w:p>
+      <w:pPr>
+        <w:spacing w:after="0" w:line="240" w:lineRule="auto"/>
+        <w:ind w:firstLine="709"/>
+        <w:rPr>
+          <w:rFonts w:hint="default" w:ascii="Times New Roman" w:hAnsi="Times New Roman"/>
+          <w:sz w:val="28"/>
+          <w:szCs w:val="28"/>
+        </w:rPr>
+      </w:pPr>
+      <w:r>
+        <w:rPr>
+          <w:rFonts w:hint="default" w:ascii="Times New Roman" w:hAnsi="Times New Roman"/>
+          <w:sz w:val="28"/>
+          <w:szCs w:val="28"/>
+        </w:rPr>
+        <w:t>using System.Windows.Media.Animation;</w:t>
+      </w:r>
+    </w:p>
+    <w:p>
+      <w:pPr>
+        <w:spacing w:after="0" w:line="240" w:lineRule="auto"/>
+        <w:ind w:firstLine="709"/>
+        <w:rPr>
+          <w:rFonts w:hint="default" w:ascii="Times New Roman" w:hAnsi="Times New Roman"/>
+          <w:sz w:val="28"/>
+          <w:szCs w:val="28"/>
+        </w:rPr>
+      </w:pPr>
+      <w:r>
+        <w:rPr>
+          <w:rFonts w:hint="default" w:ascii="Times New Roman" w:hAnsi="Times New Roman"/>
+          <w:sz w:val="28"/>
+          <w:szCs w:val="28"/>
+        </w:rPr>
+        <w:t>namespace FinanceApp</w:t>
+      </w:r>
+    </w:p>
+    <w:p>
+      <w:pPr>
+        <w:spacing w:after="0" w:line="240" w:lineRule="auto"/>
+        <w:ind w:firstLine="709"/>
+        <w:rPr>
+          <w:rFonts w:hint="default" w:ascii="Times New Roman" w:hAnsi="Times New Roman"/>
+          <w:sz w:val="28"/>
+          <w:szCs w:val="28"/>
+        </w:rPr>
+      </w:pPr>
+      <w:r>
+        <w:rPr>
+          <w:rFonts w:hint="default" w:ascii="Times New Roman" w:hAnsi="Times New Roman"/>
+          <w:sz w:val="28"/>
+          <w:szCs w:val="28"/>
+        </w:rPr>
+        <w:t>{</w:t>
+      </w:r>
+    </w:p>
+    <w:p>
+      <w:pPr>
+        <w:spacing w:after="0" w:line="240" w:lineRule="auto"/>
+        <w:ind w:firstLine="709"/>
+        <w:rPr>
+          <w:rFonts w:hint="default" w:ascii="Times New Roman" w:hAnsi="Times New Roman"/>
+          <w:sz w:val="28"/>
+          <w:szCs w:val="28"/>
+        </w:rPr>
+      </w:pPr>
+      <w:r>
+        <w:rPr>
+          <w:rFonts w:hint="default" w:ascii="Times New Roman" w:hAnsi="Times New Roman"/>
+          <w:sz w:val="28"/>
+          <w:szCs w:val="28"/>
+        </w:rPr>
+        <w:t xml:space="preserve">    public partial class MainWindow : Window</w:t>
+      </w:r>
+    </w:p>
+    <w:p>
+      <w:pPr>
+        <w:spacing w:after="0" w:line="240" w:lineRule="auto"/>
+        <w:ind w:firstLine="709"/>
+        <w:rPr>
+          <w:rFonts w:hint="default" w:ascii="Times New Roman" w:hAnsi="Times New Roman"/>
+          <w:sz w:val="28"/>
+          <w:szCs w:val="28"/>
+        </w:rPr>
+      </w:pPr>
+      <w:r>
+        <w:rPr>
+          <w:rFonts w:hint="default" w:ascii="Times New Roman" w:hAnsi="Times New Roman"/>
+          <w:sz w:val="28"/>
+          <w:szCs w:val="28"/>
+        </w:rPr>
+        <w:t xml:space="preserve">    {</w:t>
+      </w:r>
+    </w:p>
+    <w:p>
+      <w:pPr>
+        <w:spacing w:after="0" w:line="240" w:lineRule="auto"/>
+        <w:ind w:firstLine="709"/>
+        <w:rPr>
+          <w:rFonts w:hint="default" w:ascii="Times New Roman" w:hAnsi="Times New Roman"/>
+          <w:sz w:val="28"/>
+          <w:szCs w:val="28"/>
+        </w:rPr>
+      </w:pPr>
+      <w:r>
+        <w:rPr>
+          <w:rFonts w:hint="default" w:ascii="Times New Roman" w:hAnsi="Times New Roman"/>
+          <w:sz w:val="28"/>
+          <w:szCs w:val="28"/>
+        </w:rPr>
+        <w:t xml:space="preserve">        private string[] months = {</w:t>
+      </w:r>
+    </w:p>
+    <w:p>
+      <w:pPr>
+        <w:spacing w:after="0" w:line="240" w:lineRule="auto"/>
+        <w:ind w:firstLine="709"/>
+        <w:rPr>
+          <w:rFonts w:hint="default" w:ascii="Times New Roman" w:hAnsi="Times New Roman"/>
+          <w:sz w:val="28"/>
+          <w:szCs w:val="28"/>
+        </w:rPr>
+      </w:pPr>
+      <w:r>
+        <w:rPr>
+          <w:rFonts w:hint="default" w:ascii="Times New Roman" w:hAnsi="Times New Roman"/>
+          <w:sz w:val="28"/>
+          <w:szCs w:val="28"/>
+        </w:rPr>
+        <w:t xml:space="preserve">            "Январь", "Февраль", "Март", "Апрель", "Май", "Июнь",</w:t>
+      </w:r>
+    </w:p>
+    <w:p>
+      <w:pPr>
+        <w:spacing w:after="0" w:line="240" w:lineRule="auto"/>
+        <w:ind w:firstLine="709"/>
+        <w:rPr>
+          <w:rFonts w:hint="default" w:ascii="Times New Roman" w:hAnsi="Times New Roman"/>
+          <w:sz w:val="28"/>
+          <w:szCs w:val="28"/>
+        </w:rPr>
+      </w:pPr>
+      <w:r>
+        <w:rPr>
+          <w:rFonts w:hint="default" w:ascii="Times New Roman" w:hAnsi="Times New Roman"/>
+          <w:sz w:val="28"/>
+          <w:szCs w:val="28"/>
+        </w:rPr>
+        <w:t xml:space="preserve">            "Июль", "Август", "Сентябрь", "Октябрь", "Ноябрь", "Декабрь"</w:t>
+      </w:r>
+    </w:p>
+    <w:p>
+      <w:pPr>
+        <w:spacing w:after="0" w:line="240" w:lineRule="auto"/>
+        <w:ind w:firstLine="709"/>
+        <w:rPr>
+          <w:rFonts w:hint="default" w:ascii="Times New Roman" w:hAnsi="Times New Roman"/>
+          <w:sz w:val="28"/>
+          <w:szCs w:val="28"/>
+        </w:rPr>
+      </w:pPr>
+      <w:r>
+        <w:rPr>
+          <w:rFonts w:hint="default" w:ascii="Times New Roman" w:hAnsi="Times New Roman"/>
+          <w:sz w:val="28"/>
+          <w:szCs w:val="28"/>
+        </w:rPr>
+        <w:t xml:space="preserve">        };</w:t>
+      </w:r>
+    </w:p>
+    <w:p>
+      <w:pPr>
+        <w:spacing w:after="0" w:line="240" w:lineRule="auto"/>
+        <w:ind w:firstLine="709"/>
+        <w:rPr>
+          <w:rFonts w:hint="default" w:ascii="Times New Roman" w:hAnsi="Times New Roman"/>
+          <w:sz w:val="28"/>
+          <w:szCs w:val="28"/>
+        </w:rPr>
+      </w:pPr>
+      <w:r>
+        <w:rPr>
+          <w:rFonts w:hint="default" w:ascii="Times New Roman" w:hAnsi="Times New Roman"/>
+          <w:sz w:val="28"/>
+          <w:szCs w:val="28"/>
+        </w:rPr>
+        <w:t xml:space="preserve">        private double[,] data = {</w:t>
+      </w:r>
+    </w:p>
+    <w:p>
+      <w:pPr>
+        <w:spacing w:after="0" w:line="240" w:lineRule="auto"/>
+        <w:ind w:firstLine="709"/>
+        <w:rPr>
+          <w:rFonts w:hint="default" w:ascii="Times New Roman" w:hAnsi="Times New Roman"/>
+          <w:sz w:val="28"/>
+          <w:szCs w:val="28"/>
+        </w:rPr>
+      </w:pPr>
+      <w:r>
+        <w:rPr>
+          <w:rFonts w:hint="default" w:ascii="Times New Roman" w:hAnsi="Times New Roman"/>
+          <w:sz w:val="28"/>
+          <w:szCs w:val="28"/>
+        </w:rPr>
+        <w:t xml:space="preserve">            { 150, 80 }, { 120, 170 }, { 210, 110 }, { 90, 150 },</w:t>
+      </w:r>
+    </w:p>
+    <w:p>
+      <w:pPr>
+        <w:spacing w:after="0" w:line="240" w:lineRule="auto"/>
+        <w:ind w:firstLine="709"/>
+        <w:rPr>
+          <w:rFonts w:hint="default" w:ascii="Times New Roman" w:hAnsi="Times New Roman"/>
+          <w:sz w:val="28"/>
+          <w:szCs w:val="28"/>
+        </w:rPr>
+      </w:pPr>
+      <w:r>
+        <w:rPr>
+          <w:rFonts w:hint="default" w:ascii="Times New Roman" w:hAnsi="Times New Roman"/>
+          <w:sz w:val="28"/>
+          <w:szCs w:val="28"/>
+        </w:rPr>
+        <w:t xml:space="preserve">            { 180, 170 }, { 220, 190 }, { 250, 240 }, { 200, 240 },</w:t>
+      </w:r>
+    </w:p>
+    <w:p>
+      <w:pPr>
+        <w:spacing w:after="0" w:line="240" w:lineRule="auto"/>
+        <w:ind w:firstLine="709"/>
+        <w:rPr>
+          <w:rFonts w:hint="default" w:ascii="Times New Roman" w:hAnsi="Times New Roman"/>
+          <w:sz w:val="28"/>
+          <w:szCs w:val="28"/>
+        </w:rPr>
+      </w:pPr>
+      <w:r>
+        <w:rPr>
+          <w:rFonts w:hint="default" w:ascii="Times New Roman" w:hAnsi="Times New Roman"/>
+          <w:sz w:val="28"/>
+          <w:szCs w:val="28"/>
+        </w:rPr>
+        <w:t xml:space="preserve">            { 150, 180 }, { 170, 150 }, { 140, 190 }, { 240, 230 }</w:t>
+      </w:r>
+    </w:p>
+    <w:p>
+      <w:pPr>
+        <w:spacing w:after="0" w:line="240" w:lineRule="auto"/>
+        <w:ind w:firstLine="709"/>
+        <w:rPr>
+          <w:rFonts w:hint="default" w:ascii="Times New Roman" w:hAnsi="Times New Roman"/>
+          <w:sz w:val="28"/>
+          <w:szCs w:val="28"/>
+        </w:rPr>
+      </w:pPr>
+      <w:r>
+        <w:rPr>
+          <w:rFonts w:hint="default" w:ascii="Times New Roman" w:hAnsi="Times New Roman"/>
+          <w:sz w:val="28"/>
+          <w:szCs w:val="28"/>
+        </w:rPr>
+        <w:t xml:space="preserve">        };</w:t>
+      </w:r>
+    </w:p>
+    <w:p>
+      <w:pPr>
+        <w:spacing w:after="0" w:line="240" w:lineRule="auto"/>
+        <w:ind w:firstLine="709"/>
+        <w:rPr>
+          <w:rFonts w:hint="default" w:ascii="Times New Roman" w:hAnsi="Times New Roman"/>
+          <w:sz w:val="28"/>
+          <w:szCs w:val="28"/>
+        </w:rPr>
+      </w:pPr>
+      <w:r>
+        <w:rPr>
+          <w:rFonts w:hint="default" w:ascii="Times New Roman" w:hAnsi="Times New Roman"/>
+          <w:sz w:val="28"/>
+          <w:szCs w:val="28"/>
+        </w:rPr>
+        <w:t xml:space="preserve">        private int currentIndex = 0;</w:t>
+      </w:r>
+    </w:p>
+    <w:p>
+      <w:pPr>
+        <w:spacing w:after="0" w:line="240" w:lineRule="auto"/>
+        <w:ind w:firstLine="709"/>
+        <w:rPr>
+          <w:rFonts w:hint="default" w:ascii="Times New Roman" w:hAnsi="Times New Roman"/>
+          <w:sz w:val="28"/>
+          <w:szCs w:val="28"/>
+        </w:rPr>
+      </w:pPr>
+      <w:r>
+        <w:rPr>
+          <w:rFonts w:hint="default" w:ascii="Times New Roman" w:hAnsi="Times New Roman"/>
+          <w:sz w:val="28"/>
+          <w:szCs w:val="28"/>
+        </w:rPr>
+        <w:t xml:space="preserve">        public MainWindow()</w:t>
+      </w:r>
+    </w:p>
+    <w:p>
+      <w:pPr>
+        <w:spacing w:after="0" w:line="240" w:lineRule="auto"/>
+        <w:ind w:firstLine="709"/>
+        <w:rPr>
+          <w:rFonts w:hint="default" w:ascii="Times New Roman" w:hAnsi="Times New Roman"/>
+          <w:sz w:val="28"/>
+          <w:szCs w:val="28"/>
+        </w:rPr>
+      </w:pPr>
+      <w:r>
+        <w:rPr>
+          <w:rFonts w:hint="default" w:ascii="Times New Roman" w:hAnsi="Times New Roman"/>
+          <w:sz w:val="28"/>
+          <w:szCs w:val="28"/>
+        </w:rPr>
+        <w:t xml:space="preserve">        {</w:t>
+      </w:r>
+    </w:p>
+    <w:p>
+      <w:pPr>
+        <w:spacing w:after="0" w:line="240" w:lineRule="auto"/>
+        <w:ind w:firstLine="709"/>
+        <w:rPr>
+          <w:rFonts w:hint="default" w:ascii="Times New Roman" w:hAnsi="Times New Roman"/>
+          <w:sz w:val="28"/>
+          <w:szCs w:val="28"/>
+        </w:rPr>
+      </w:pPr>
+      <w:r>
+        <w:rPr>
+          <w:rFonts w:hint="default" w:ascii="Times New Roman" w:hAnsi="Times New Roman"/>
+          <w:sz w:val="28"/>
+          <w:szCs w:val="28"/>
+        </w:rPr>
+        <w:t xml:space="preserve">            InitializeComponent();</w:t>
+      </w:r>
+    </w:p>
+    <w:p>
+      <w:pPr>
+        <w:spacing w:after="0" w:line="240" w:lineRule="auto"/>
+        <w:ind w:firstLine="709"/>
+        <w:rPr>
+          <w:rFonts w:hint="default" w:ascii="Times New Roman" w:hAnsi="Times New Roman"/>
+          <w:sz w:val="28"/>
+          <w:szCs w:val="28"/>
+        </w:rPr>
+      </w:pPr>
+      <w:r>
+        <w:rPr>
+          <w:rFonts w:hint="default" w:ascii="Times New Roman" w:hAnsi="Times New Roman"/>
+          <w:sz w:val="28"/>
+          <w:szCs w:val="28"/>
+        </w:rPr>
+        <w:t xml:space="preserve">            this.Loaded += (s, e) =&gt; UpdateUI();</w:t>
+      </w:r>
+    </w:p>
+    <w:p>
+      <w:pPr>
+        <w:spacing w:after="0" w:line="240" w:lineRule="auto"/>
+        <w:ind w:firstLine="709"/>
+        <w:rPr>
+          <w:rFonts w:hint="default" w:ascii="Times New Roman" w:hAnsi="Times New Roman"/>
+          <w:sz w:val="28"/>
+          <w:szCs w:val="28"/>
+        </w:rPr>
+      </w:pPr>
+      <w:r>
+        <w:rPr>
+          <w:rFonts w:hint="default" w:ascii="Times New Roman" w:hAnsi="Times New Roman"/>
+          <w:sz w:val="28"/>
+          <w:szCs w:val="28"/>
+        </w:rPr>
+        <w:t xml:space="preserve">        }</w:t>
+      </w:r>
+    </w:p>
+    <w:p>
+      <w:pPr>
+        <w:spacing w:after="0" w:line="240" w:lineRule="auto"/>
+        <w:ind w:firstLine="709"/>
+        <w:rPr>
+          <w:rFonts w:hint="default" w:ascii="Times New Roman" w:hAnsi="Times New Roman"/>
+          <w:sz w:val="28"/>
+          <w:szCs w:val="28"/>
+        </w:rPr>
+      </w:pPr>
+      <w:r>
+        <w:rPr>
+          <w:rFonts w:hint="default" w:ascii="Times New Roman" w:hAnsi="Times New Roman"/>
+          <w:sz w:val="28"/>
+          <w:szCs w:val="28"/>
+        </w:rPr>
+        <w:t xml:space="preserve">        private void NextMonth_Click(object sender, RoutedEventArgs e)</w:t>
+      </w:r>
+    </w:p>
+    <w:p>
+      <w:pPr>
+        <w:spacing w:after="0" w:line="240" w:lineRule="auto"/>
+        <w:ind w:firstLine="709"/>
+        <w:rPr>
+          <w:rFonts w:hint="default" w:ascii="Times New Roman" w:hAnsi="Times New Roman"/>
+          <w:sz w:val="28"/>
+          <w:szCs w:val="28"/>
+        </w:rPr>
+      </w:pPr>
+      <w:r>
+        <w:rPr>
+          <w:rFonts w:hint="default" w:ascii="Times New Roman" w:hAnsi="Times New Roman"/>
+          <w:sz w:val="28"/>
+          <w:szCs w:val="28"/>
+        </w:rPr>
+        <w:t xml:space="preserve">        {</w:t>
+      </w:r>
+    </w:p>
+    <w:p>
+      <w:pPr>
+        <w:spacing w:after="0" w:line="240" w:lineRule="auto"/>
+        <w:ind w:firstLine="709"/>
+        <w:rPr>
+          <w:rFonts w:hint="default" w:ascii="Times New Roman" w:hAnsi="Times New Roman"/>
+          <w:sz w:val="28"/>
+          <w:szCs w:val="28"/>
+        </w:rPr>
+      </w:pPr>
+      <w:r>
+        <w:rPr>
+          <w:rFonts w:hint="default" w:ascii="Times New Roman" w:hAnsi="Times New Roman"/>
+          <w:sz w:val="28"/>
+          <w:szCs w:val="28"/>
+        </w:rPr>
+        <w:t xml:space="preserve">            currentIndex = (currentIndex + 1) % months.Length;</w:t>
+      </w:r>
+    </w:p>
+    <w:p>
+      <w:pPr>
+        <w:spacing w:after="0" w:line="240" w:lineRule="auto"/>
+        <w:ind w:firstLine="709"/>
+        <w:rPr>
+          <w:rFonts w:hint="default" w:ascii="Times New Roman" w:hAnsi="Times New Roman"/>
+          <w:sz w:val="28"/>
+          <w:szCs w:val="28"/>
+        </w:rPr>
+      </w:pPr>
+      <w:r>
+        <w:rPr>
+          <w:rFonts w:hint="default" w:ascii="Times New Roman" w:hAnsi="Times New Roman"/>
+          <w:sz w:val="28"/>
+          <w:szCs w:val="28"/>
+        </w:rPr>
+        <w:t xml:space="preserve">            AnimateFlip(1);</w:t>
+      </w:r>
+    </w:p>
+    <w:p>
+      <w:pPr>
+        <w:spacing w:after="0" w:line="240" w:lineRule="auto"/>
+        <w:ind w:firstLine="709"/>
+        <w:rPr>
+          <w:rFonts w:hint="default" w:ascii="Times New Roman" w:hAnsi="Times New Roman"/>
+          <w:sz w:val="28"/>
+          <w:szCs w:val="28"/>
+        </w:rPr>
+      </w:pPr>
+      <w:r>
+        <w:rPr>
+          <w:rFonts w:hint="default" w:ascii="Times New Roman" w:hAnsi="Times New Roman"/>
+          <w:sz w:val="28"/>
+          <w:szCs w:val="28"/>
+        </w:rPr>
+        <w:t xml:space="preserve">        }</w:t>
+      </w:r>
+    </w:p>
+    <w:p>
+      <w:pPr>
+        <w:spacing w:after="0" w:line="240" w:lineRule="auto"/>
+        <w:ind w:firstLine="709"/>
+        <w:rPr>
+          <w:rFonts w:hint="default" w:ascii="Times New Roman" w:hAnsi="Times New Roman"/>
+          <w:sz w:val="28"/>
+          <w:szCs w:val="28"/>
+        </w:rPr>
+      </w:pPr>
+      <w:r>
+        <w:rPr>
+          <w:rFonts w:hint="default" w:ascii="Times New Roman" w:hAnsi="Times New Roman"/>
+          <w:sz w:val="28"/>
+          <w:szCs w:val="28"/>
+        </w:rPr>
+        <w:t xml:space="preserve">        private void PrevMonth_Click(object sender, RoutedEventArgs e)</w:t>
+      </w:r>
+    </w:p>
+    <w:p>
+      <w:pPr>
+        <w:spacing w:after="0" w:line="240" w:lineRule="auto"/>
+        <w:ind w:firstLine="709"/>
+        <w:rPr>
+          <w:rFonts w:hint="default" w:ascii="Times New Roman" w:hAnsi="Times New Roman"/>
+          <w:sz w:val="28"/>
+          <w:szCs w:val="28"/>
+        </w:rPr>
+      </w:pPr>
+    </w:p>
+    <w:p>
+      <w:pPr>
+        <w:spacing w:after="0" w:line="240" w:lineRule="auto"/>
+        <w:ind w:firstLine="709"/>
+        <w:rPr>
+          <w:rFonts w:hint="default" w:ascii="Times New Roman" w:hAnsi="Times New Roman"/>
+          <w:sz w:val="28"/>
+          <w:szCs w:val="28"/>
+        </w:rPr>
+      </w:pPr>
+    </w:p>
+    <w:p>
+      <w:pPr>
+        <w:spacing w:after="0" w:line="240" w:lineRule="auto"/>
+        <w:ind w:firstLine="709"/>
+        <w:rPr>
+          <w:rFonts w:hint="default" w:ascii="Times New Roman" w:hAnsi="Times New Roman"/>
+          <w:sz w:val="28"/>
+          <w:szCs w:val="28"/>
+        </w:rPr>
+      </w:pPr>
+    </w:p>
+    <w:p>
+      <w:pPr>
+        <w:spacing w:after="0" w:line="240" w:lineRule="auto"/>
+        <w:rPr>
+          <w:rFonts w:hint="default" w:ascii="Times New Roman" w:hAnsi="Times New Roman"/>
+          <w:sz w:val="28"/>
+          <w:szCs w:val="28"/>
+        </w:rPr>
+      </w:pPr>
+    </w:p>
+    <w:p>
+      <w:pPr>
+        <w:spacing w:after="0" w:line="240" w:lineRule="auto"/>
+        <w:ind w:firstLine="709"/>
+        <w:rPr>
+          <w:rFonts w:hint="default" w:ascii="Times New Roman" w:hAnsi="Times New Roman"/>
+          <w:sz w:val="28"/>
+          <w:szCs w:val="28"/>
+        </w:rPr>
+      </w:pPr>
+      <w:r>
+        <w:rPr>
+          <w:rFonts w:hint="default" w:ascii="Times New Roman" w:hAnsi="Times New Roman"/>
+          <w:sz w:val="28"/>
+          <w:szCs w:val="28"/>
+        </w:rPr>
+        <w:t xml:space="preserve">        {</w:t>
+      </w:r>
+    </w:p>
+    <w:p>
+      <w:pPr>
+        <w:spacing w:after="0" w:line="240" w:lineRule="auto"/>
+        <w:ind w:firstLine="709"/>
+        <w:rPr>
+          <w:rFonts w:hint="default" w:ascii="Times New Roman" w:hAnsi="Times New Roman"/>
+          <w:sz w:val="28"/>
+          <w:szCs w:val="28"/>
+        </w:rPr>
+      </w:pPr>
+      <w:r>
+        <w:rPr>
+          <w:rFonts w:hint="default" w:ascii="Times New Roman" w:hAnsi="Times New Roman"/>
+          <w:sz w:val="28"/>
+          <w:szCs w:val="28"/>
+        </w:rPr>
+        <w:t xml:space="preserve">            currentIndex = (currentIndex - 1 + months.Length) % months.Length;</w:t>
+      </w:r>
+    </w:p>
+    <w:p>
+      <w:pPr>
+        <w:spacing w:after="0" w:line="240" w:lineRule="auto"/>
+        <w:ind w:firstLine="709"/>
+        <w:rPr>
+          <w:rFonts w:hint="default" w:ascii="Times New Roman" w:hAnsi="Times New Roman"/>
+          <w:sz w:val="28"/>
+          <w:szCs w:val="28"/>
+        </w:rPr>
+      </w:pPr>
+      <w:r>
+        <w:rPr>
+          <w:rFonts w:hint="default" w:ascii="Times New Roman" w:hAnsi="Times New Roman"/>
+          <w:sz w:val="28"/>
+          <w:szCs w:val="28"/>
+        </w:rPr>
+        <w:t xml:space="preserve">            AnimateFlip(-1);</w:t>
+      </w:r>
+    </w:p>
+    <w:p>
+      <w:pPr>
+        <w:spacing w:after="0" w:line="240" w:lineRule="auto"/>
+        <w:ind w:firstLine="709"/>
+        <w:rPr>
+          <w:rFonts w:hint="default" w:ascii="Times New Roman" w:hAnsi="Times New Roman"/>
+          <w:sz w:val="28"/>
+          <w:szCs w:val="28"/>
+        </w:rPr>
+      </w:pPr>
+      <w:r>
+        <w:rPr>
+          <w:rFonts w:hint="default" w:ascii="Times New Roman" w:hAnsi="Times New Roman"/>
+          <w:sz w:val="28"/>
+          <w:szCs w:val="28"/>
+        </w:rPr>
+        <w:t xml:space="preserve">        }</w:t>
+      </w:r>
+    </w:p>
+    <w:p>
+      <w:pPr>
+        <w:spacing w:after="0" w:line="240" w:lineRule="auto"/>
+        <w:ind w:firstLine="709"/>
+        <w:rPr>
+          <w:rFonts w:hint="default" w:ascii="Times New Roman" w:hAnsi="Times New Roman"/>
+          <w:sz w:val="28"/>
+          <w:szCs w:val="28"/>
+        </w:rPr>
+      </w:pPr>
+      <w:r>
+        <w:rPr>
+          <w:rFonts w:hint="default" w:ascii="Times New Roman" w:hAnsi="Times New Roman"/>
+          <w:sz w:val="28"/>
+          <w:szCs w:val="28"/>
+        </w:rPr>
+        <w:t xml:space="preserve">        private void AnimateFlip(int direction)</w:t>
+      </w:r>
+    </w:p>
+    <w:p>
+      <w:pPr>
+        <w:spacing w:after="0" w:line="240" w:lineRule="auto"/>
+        <w:ind w:firstLine="709"/>
+        <w:rPr>
+          <w:rFonts w:hint="default" w:ascii="Times New Roman" w:hAnsi="Times New Roman"/>
+          <w:sz w:val="28"/>
+          <w:szCs w:val="28"/>
+        </w:rPr>
+      </w:pPr>
+      <w:r>
+        <w:rPr>
+          <w:rFonts w:hint="default" w:ascii="Times New Roman" w:hAnsi="Times New Roman"/>
+          <w:sz w:val="28"/>
+          <w:szCs w:val="28"/>
+        </w:rPr>
+        <w:t xml:space="preserve">        {</w:t>
+      </w:r>
+    </w:p>
+    <w:p>
+      <w:pPr>
+        <w:spacing w:after="0" w:line="240" w:lineRule="auto"/>
+        <w:ind w:firstLine="709"/>
+        <w:rPr>
+          <w:rFonts w:hint="default" w:ascii="Times New Roman" w:hAnsi="Times New Roman"/>
+          <w:sz w:val="28"/>
+          <w:szCs w:val="28"/>
+        </w:rPr>
+      </w:pPr>
+      <w:r>
+        <w:rPr>
+          <w:rFonts w:hint="default" w:ascii="Times New Roman" w:hAnsi="Times New Roman"/>
+          <w:sz w:val="28"/>
+          <w:szCs w:val="28"/>
+        </w:rPr>
+        <w:t xml:space="preserve">            DoubleAnimation slideOut = new DoubleAnimation</w:t>
+      </w:r>
+    </w:p>
+    <w:p>
+      <w:pPr>
+        <w:spacing w:after="0" w:line="240" w:lineRule="auto"/>
+        <w:ind w:firstLine="709"/>
+        <w:rPr>
+          <w:rFonts w:hint="default" w:ascii="Times New Roman" w:hAnsi="Times New Roman"/>
+          <w:sz w:val="28"/>
+          <w:szCs w:val="28"/>
+        </w:rPr>
+      </w:pPr>
+      <w:r>
+        <w:rPr>
+          <w:rFonts w:hint="default" w:ascii="Times New Roman" w:hAnsi="Times New Roman"/>
+          <w:sz w:val="28"/>
+          <w:szCs w:val="28"/>
+        </w:rPr>
+        <w:t xml:space="preserve">            {</w:t>
+      </w:r>
+    </w:p>
+    <w:p>
+      <w:pPr>
+        <w:spacing w:after="0" w:line="240" w:lineRule="auto"/>
+        <w:ind w:firstLine="709"/>
+        <w:rPr>
+          <w:rFonts w:hint="default" w:ascii="Times New Roman" w:hAnsi="Times New Roman"/>
+          <w:sz w:val="28"/>
+          <w:szCs w:val="28"/>
+        </w:rPr>
+      </w:pPr>
+      <w:r>
+        <w:rPr>
+          <w:rFonts w:hint="default" w:ascii="Times New Roman" w:hAnsi="Times New Roman"/>
+          <w:sz w:val="28"/>
+          <w:szCs w:val="28"/>
+        </w:rPr>
+        <w:t xml:space="preserve">                To = direction * -50,</w:t>
+      </w:r>
+    </w:p>
+    <w:p>
+      <w:pPr>
+        <w:spacing w:after="0" w:line="240" w:lineRule="auto"/>
+        <w:ind w:firstLine="709"/>
+        <w:rPr>
+          <w:rFonts w:hint="default" w:ascii="Times New Roman" w:hAnsi="Times New Roman"/>
+          <w:sz w:val="28"/>
+          <w:szCs w:val="28"/>
+        </w:rPr>
+      </w:pPr>
+      <w:r>
+        <w:rPr>
+          <w:rFonts w:hint="default" w:ascii="Times New Roman" w:hAnsi="Times New Roman"/>
+          <w:sz w:val="28"/>
+          <w:szCs w:val="28"/>
+        </w:rPr>
+        <w:t xml:space="preserve">                Duration = TimeSpan.FromMilliseconds(150)</w:t>
+      </w:r>
+    </w:p>
+    <w:p>
+      <w:pPr>
+        <w:spacing w:after="0" w:line="240" w:lineRule="auto"/>
+        <w:ind w:firstLine="709"/>
+        <w:rPr>
+          <w:rFonts w:hint="default" w:ascii="Times New Roman" w:hAnsi="Times New Roman"/>
+          <w:sz w:val="28"/>
+          <w:szCs w:val="28"/>
+        </w:rPr>
+      </w:pPr>
+      <w:r>
+        <w:rPr>
+          <w:rFonts w:hint="default" w:ascii="Times New Roman" w:hAnsi="Times New Roman"/>
+          <w:sz w:val="28"/>
+          <w:szCs w:val="28"/>
+        </w:rPr>
+        <w:t xml:space="preserve">            };</w:t>
+      </w:r>
+    </w:p>
+    <w:p>
+      <w:pPr>
+        <w:spacing w:after="0" w:line="240" w:lineRule="auto"/>
+        <w:ind w:firstLine="709"/>
+        <w:rPr>
+          <w:rFonts w:hint="default" w:ascii="Times New Roman" w:hAnsi="Times New Roman"/>
+          <w:sz w:val="28"/>
+          <w:szCs w:val="28"/>
+        </w:rPr>
+      </w:pPr>
+      <w:r>
+        <w:rPr>
+          <w:rFonts w:hint="default" w:ascii="Times New Roman" w:hAnsi="Times New Roman"/>
+          <w:sz w:val="28"/>
+          <w:szCs w:val="28"/>
+        </w:rPr>
+        <w:t xml:space="preserve">            slideOut.Completed += (s, e) =&gt;</w:t>
+      </w:r>
+    </w:p>
+    <w:p>
+      <w:pPr>
+        <w:spacing w:after="0" w:line="240" w:lineRule="auto"/>
+        <w:ind w:firstLine="709"/>
+        <w:rPr>
+          <w:rFonts w:hint="default" w:ascii="Times New Roman" w:hAnsi="Times New Roman"/>
+          <w:sz w:val="28"/>
+          <w:szCs w:val="28"/>
+        </w:rPr>
+      </w:pPr>
+      <w:r>
+        <w:rPr>
+          <w:rFonts w:hint="default" w:ascii="Times New Roman" w:hAnsi="Times New Roman"/>
+          <w:sz w:val="28"/>
+          <w:szCs w:val="28"/>
+        </w:rPr>
+        <w:t xml:space="preserve">            {</w:t>
+      </w:r>
+    </w:p>
+    <w:p>
+      <w:pPr>
+        <w:spacing w:after="0" w:line="240" w:lineRule="auto"/>
+        <w:ind w:firstLine="709"/>
+        <w:rPr>
+          <w:rFonts w:hint="default" w:ascii="Times New Roman" w:hAnsi="Times New Roman"/>
+          <w:sz w:val="28"/>
+          <w:szCs w:val="28"/>
+        </w:rPr>
+      </w:pPr>
+      <w:r>
+        <w:rPr>
+          <w:rFonts w:hint="default" w:ascii="Times New Roman" w:hAnsi="Times New Roman"/>
+          <w:sz w:val="28"/>
+          <w:szCs w:val="28"/>
+        </w:rPr>
+        <w:t xml:space="preserve">                UpdateUI();</w:t>
+      </w:r>
+    </w:p>
+    <w:p>
+      <w:pPr>
+        <w:spacing w:after="0" w:line="240" w:lineRule="auto"/>
+        <w:ind w:firstLine="709"/>
+        <w:rPr>
+          <w:rFonts w:hint="default" w:ascii="Times New Roman" w:hAnsi="Times New Roman"/>
+          <w:sz w:val="28"/>
+          <w:szCs w:val="28"/>
+        </w:rPr>
+      </w:pPr>
+      <w:r>
+        <w:rPr>
+          <w:rFonts w:hint="default" w:ascii="Times New Roman" w:hAnsi="Times New Roman"/>
+          <w:sz w:val="28"/>
+          <w:szCs w:val="28"/>
+        </w:rPr>
+        <w:t xml:space="preserve">                MonthTextTransform.X = direction * 50;</w:t>
+      </w:r>
+    </w:p>
+    <w:p>
+      <w:pPr>
+        <w:spacing w:after="0" w:line="240" w:lineRule="auto"/>
+        <w:ind w:firstLine="709"/>
+        <w:rPr>
+          <w:rFonts w:hint="default" w:ascii="Times New Roman" w:hAnsi="Times New Roman"/>
+          <w:sz w:val="28"/>
+          <w:szCs w:val="28"/>
+        </w:rPr>
+      </w:pPr>
+      <w:r>
+        <w:rPr>
+          <w:rFonts w:hint="default" w:ascii="Times New Roman" w:hAnsi="Times New Roman"/>
+          <w:sz w:val="28"/>
+          <w:szCs w:val="28"/>
+        </w:rPr>
+        <w:t xml:space="preserve">                DoubleAnimation slideIn = new DoubleAnimation</w:t>
+      </w:r>
+    </w:p>
+    <w:p>
+      <w:pPr>
+        <w:spacing w:after="0" w:line="240" w:lineRule="auto"/>
+        <w:ind w:firstLine="709"/>
+        <w:rPr>
+          <w:rFonts w:hint="default" w:ascii="Times New Roman" w:hAnsi="Times New Roman"/>
+          <w:sz w:val="28"/>
+          <w:szCs w:val="28"/>
+        </w:rPr>
+      </w:pPr>
+      <w:r>
+        <w:rPr>
+          <w:rFonts w:hint="default" w:ascii="Times New Roman" w:hAnsi="Times New Roman"/>
+          <w:sz w:val="28"/>
+          <w:szCs w:val="28"/>
+        </w:rPr>
+        <w:t xml:space="preserve">                {</w:t>
+      </w:r>
+    </w:p>
+    <w:p>
+      <w:pPr>
+        <w:spacing w:after="0" w:line="240" w:lineRule="auto"/>
+        <w:ind w:firstLine="709"/>
+        <w:rPr>
+          <w:rFonts w:hint="default" w:ascii="Times New Roman" w:hAnsi="Times New Roman"/>
+          <w:sz w:val="28"/>
+          <w:szCs w:val="28"/>
+        </w:rPr>
+      </w:pPr>
+      <w:r>
+        <w:rPr>
+          <w:rFonts w:hint="default" w:ascii="Times New Roman" w:hAnsi="Times New Roman"/>
+          <w:sz w:val="28"/>
+          <w:szCs w:val="28"/>
+        </w:rPr>
+        <w:t xml:space="preserve">                    To = 0,</w:t>
+      </w:r>
+    </w:p>
+    <w:p>
+      <w:pPr>
+        <w:spacing w:after="0" w:line="240" w:lineRule="auto"/>
+        <w:ind w:firstLine="709"/>
+        <w:rPr>
+          <w:rFonts w:hint="default" w:ascii="Times New Roman" w:hAnsi="Times New Roman"/>
+          <w:sz w:val="28"/>
+          <w:szCs w:val="28"/>
+        </w:rPr>
+      </w:pPr>
+      <w:r>
+        <w:rPr>
+          <w:rFonts w:hint="default" w:ascii="Times New Roman" w:hAnsi="Times New Roman"/>
+          <w:sz w:val="28"/>
+          <w:szCs w:val="28"/>
+        </w:rPr>
+        <w:t xml:space="preserve">                    Duration = TimeSpan.FromMilliseconds(150)</w:t>
+      </w:r>
+    </w:p>
+    <w:p>
+      <w:pPr>
+        <w:spacing w:after="0" w:line="240" w:lineRule="auto"/>
+        <w:ind w:firstLine="709"/>
+        <w:rPr>
+          <w:rFonts w:hint="default" w:ascii="Times New Roman" w:hAnsi="Times New Roman"/>
+          <w:sz w:val="28"/>
+          <w:szCs w:val="28"/>
+        </w:rPr>
+      </w:pPr>
+      <w:r>
+        <w:rPr>
+          <w:rFonts w:hint="default" w:ascii="Times New Roman" w:hAnsi="Times New Roman"/>
+          <w:sz w:val="28"/>
+          <w:szCs w:val="28"/>
+        </w:rPr>
+        <w:t xml:space="preserve">                };</w:t>
+      </w:r>
+    </w:p>
+    <w:p>
+      <w:pPr>
+        <w:spacing w:after="0" w:line="240" w:lineRule="auto"/>
+        <w:ind w:firstLine="709"/>
+        <w:rPr>
+          <w:rFonts w:hint="default" w:ascii="Times New Roman" w:hAnsi="Times New Roman"/>
+          <w:sz w:val="28"/>
+          <w:szCs w:val="28"/>
+        </w:rPr>
+      </w:pPr>
+      <w:r>
+        <w:rPr>
+          <w:rFonts w:hint="default" w:ascii="Times New Roman" w:hAnsi="Times New Roman"/>
+          <w:sz w:val="28"/>
+          <w:szCs w:val="28"/>
+        </w:rPr>
+        <w:t xml:space="preserve">                MonthTextTransform.BeginAnimation(TranslateTransform.XProperty, slideIn);</w:t>
+      </w:r>
+    </w:p>
+    <w:p>
+      <w:pPr>
+        <w:spacing w:after="0" w:line="240" w:lineRule="auto"/>
+        <w:ind w:firstLine="709"/>
+        <w:rPr>
+          <w:rFonts w:hint="default" w:ascii="Times New Roman" w:hAnsi="Times New Roman"/>
+          <w:sz w:val="28"/>
+          <w:szCs w:val="28"/>
+        </w:rPr>
+      </w:pPr>
+      <w:r>
+        <w:rPr>
+          <w:rFonts w:hint="default" w:ascii="Times New Roman" w:hAnsi="Times New Roman"/>
+          <w:sz w:val="28"/>
+          <w:szCs w:val="28"/>
+        </w:rPr>
+        <w:t xml:space="preserve">            };</w:t>
+      </w:r>
+    </w:p>
+    <w:p>
+      <w:pPr>
+        <w:spacing w:after="0" w:line="240" w:lineRule="auto"/>
+        <w:ind w:firstLine="709"/>
+        <w:rPr>
+          <w:rFonts w:hint="default" w:ascii="Times New Roman" w:hAnsi="Times New Roman"/>
+          <w:sz w:val="28"/>
+          <w:szCs w:val="28"/>
+        </w:rPr>
+      </w:pPr>
+      <w:r>
+        <w:rPr>
+          <w:rFonts w:hint="default" w:ascii="Times New Roman" w:hAnsi="Times New Roman"/>
+          <w:sz w:val="28"/>
+          <w:szCs w:val="28"/>
+        </w:rPr>
+        <w:t xml:space="preserve">            MonthTextTransform.BeginAnimation(TranslateTransform.XProperty, slideOut);</w:t>
+      </w:r>
+    </w:p>
+    <w:p>
+      <w:pPr>
+        <w:spacing w:after="0" w:line="240" w:lineRule="auto"/>
+        <w:ind w:firstLine="709"/>
+        <w:rPr>
+          <w:rFonts w:hint="default" w:ascii="Times New Roman" w:hAnsi="Times New Roman"/>
+          <w:sz w:val="28"/>
+          <w:szCs w:val="28"/>
+        </w:rPr>
+      </w:pPr>
+      <w:r>
+        <w:rPr>
+          <w:rFonts w:hint="default" w:ascii="Times New Roman" w:hAnsi="Times New Roman"/>
+          <w:sz w:val="28"/>
+          <w:szCs w:val="28"/>
+        </w:rPr>
+        <w:t xml:space="preserve">        }</w:t>
+      </w:r>
+    </w:p>
+    <w:p>
+      <w:pPr>
+        <w:spacing w:after="0" w:line="240" w:lineRule="auto"/>
+        <w:ind w:firstLine="709"/>
+        <w:rPr>
+          <w:rFonts w:hint="default" w:ascii="Times New Roman" w:hAnsi="Times New Roman"/>
+          <w:sz w:val="28"/>
+          <w:szCs w:val="28"/>
+        </w:rPr>
+      </w:pPr>
+      <w:r>
+        <w:rPr>
+          <w:rFonts w:hint="default" w:ascii="Times New Roman" w:hAnsi="Times New Roman"/>
+          <w:sz w:val="28"/>
+          <w:szCs w:val="28"/>
+        </w:rPr>
+        <w:t xml:space="preserve">        private void UpdateUI()</w:t>
+      </w:r>
+    </w:p>
+    <w:p>
+      <w:pPr>
+        <w:spacing w:after="0" w:line="240" w:lineRule="auto"/>
+        <w:ind w:firstLine="709"/>
+        <w:rPr>
+          <w:rFonts w:hint="default" w:ascii="Times New Roman" w:hAnsi="Times New Roman"/>
+          <w:sz w:val="28"/>
+          <w:szCs w:val="28"/>
+        </w:rPr>
+      </w:pPr>
+      <w:r>
+        <w:rPr>
+          <w:rFonts w:hint="default" w:ascii="Times New Roman" w:hAnsi="Times New Roman"/>
+          <w:sz w:val="28"/>
+          <w:szCs w:val="28"/>
+        </w:rPr>
+        <w:t xml:space="preserve">        {</w:t>
+      </w:r>
+    </w:p>
+    <w:p>
+      <w:pPr>
+        <w:spacing w:after="0" w:line="240" w:lineRule="auto"/>
+        <w:ind w:firstLine="709"/>
+        <w:rPr>
+          <w:rFonts w:hint="default" w:ascii="Times New Roman" w:hAnsi="Times New Roman"/>
+          <w:sz w:val="28"/>
+          <w:szCs w:val="28"/>
+        </w:rPr>
+      </w:pPr>
+      <w:r>
+        <w:rPr>
+          <w:rFonts w:hint="default" w:ascii="Times New Roman" w:hAnsi="Times New Roman"/>
+          <w:sz w:val="28"/>
+          <w:szCs w:val="28"/>
+        </w:rPr>
+        <w:t xml:space="preserve">            MonthLabel.Text = months[currentIndex];</w:t>
+      </w:r>
+    </w:p>
+    <w:p>
+      <w:pPr>
+        <w:spacing w:after="0" w:line="240" w:lineRule="auto"/>
+        <w:ind w:firstLine="709"/>
+        <w:rPr>
+          <w:rFonts w:hint="default" w:ascii="Times New Roman" w:hAnsi="Times New Roman"/>
+          <w:sz w:val="28"/>
+          <w:szCs w:val="28"/>
+        </w:rPr>
+      </w:pPr>
+      <w:r>
+        <w:rPr>
+          <w:rFonts w:hint="default" w:ascii="Times New Roman" w:hAnsi="Times New Roman"/>
+          <w:sz w:val="28"/>
+          <w:szCs w:val="28"/>
+        </w:rPr>
+        <w:t xml:space="preserve">            double income = data[currentIndex, 0];</w:t>
+      </w:r>
+    </w:p>
+    <w:p>
+      <w:pPr>
+        <w:spacing w:after="0" w:line="240" w:lineRule="auto"/>
+        <w:ind w:firstLine="709"/>
+        <w:rPr>
+          <w:rFonts w:hint="default" w:ascii="Times New Roman" w:hAnsi="Times New Roman"/>
+          <w:sz w:val="28"/>
+          <w:szCs w:val="28"/>
+        </w:rPr>
+      </w:pPr>
+      <w:r>
+        <w:rPr>
+          <w:rFonts w:hint="default" w:ascii="Times New Roman" w:hAnsi="Times New Roman"/>
+          <w:sz w:val="28"/>
+          <w:szCs w:val="28"/>
+        </w:rPr>
+        <w:t xml:space="preserve">            double expense = data[currentIndex, 1];</w:t>
+      </w:r>
+    </w:p>
+    <w:p>
+      <w:pPr>
+        <w:spacing w:after="0" w:line="240" w:lineRule="auto"/>
+        <w:ind w:firstLine="709"/>
+        <w:rPr>
+          <w:rFonts w:hint="default" w:ascii="Times New Roman" w:hAnsi="Times New Roman"/>
+          <w:sz w:val="28"/>
+          <w:szCs w:val="28"/>
+        </w:rPr>
+      </w:pPr>
+      <w:r>
+        <w:rPr>
+          <w:rFonts w:hint="default" w:ascii="Times New Roman" w:hAnsi="Times New Roman"/>
+          <w:sz w:val="28"/>
+          <w:szCs w:val="28"/>
+        </w:rPr>
+        <w:t xml:space="preserve">            AnimateBar(IncomeBar, income);</w:t>
+      </w:r>
+    </w:p>
+    <w:p>
+      <w:pPr>
+        <w:spacing w:after="0" w:line="240" w:lineRule="auto"/>
+        <w:ind w:firstLine="709"/>
+        <w:rPr>
+          <w:rFonts w:hint="default" w:ascii="Times New Roman" w:hAnsi="Times New Roman"/>
+          <w:sz w:val="28"/>
+          <w:szCs w:val="28"/>
+        </w:rPr>
+      </w:pPr>
+      <w:r>
+        <w:rPr>
+          <w:rFonts w:hint="default" w:ascii="Times New Roman" w:hAnsi="Times New Roman"/>
+          <w:sz w:val="28"/>
+          <w:szCs w:val="28"/>
+        </w:rPr>
+        <w:t xml:space="preserve">            AnimateBar(ExpenseBar, expense);</w:t>
+      </w:r>
+    </w:p>
+    <w:p>
+      <w:pPr>
+        <w:spacing w:after="0" w:line="240" w:lineRule="auto"/>
+        <w:ind w:firstLine="709"/>
+        <w:rPr>
+          <w:rFonts w:hint="default" w:ascii="Times New Roman" w:hAnsi="Times New Roman"/>
+          <w:sz w:val="28"/>
+          <w:szCs w:val="28"/>
+        </w:rPr>
+      </w:pPr>
+      <w:r>
+        <w:rPr>
+          <w:rFonts w:hint="default" w:ascii="Times New Roman" w:hAnsi="Times New Roman"/>
+          <w:sz w:val="28"/>
+          <w:szCs w:val="28"/>
+        </w:rPr>
+        <w:t xml:space="preserve">            CheckBudgetStatus(income, expense);</w:t>
+      </w:r>
+    </w:p>
+    <w:p>
+      <w:pPr>
+        <w:spacing w:after="0" w:line="240" w:lineRule="auto"/>
+        <w:ind w:firstLine="709"/>
+        <w:rPr>
+          <w:rFonts w:hint="default" w:ascii="Times New Roman" w:hAnsi="Times New Roman"/>
+          <w:sz w:val="28"/>
+          <w:szCs w:val="28"/>
+        </w:rPr>
+      </w:pPr>
+      <w:r>
+        <w:rPr>
+          <w:rFonts w:hint="default" w:ascii="Times New Roman" w:hAnsi="Times New Roman"/>
+          <w:sz w:val="28"/>
+          <w:szCs w:val="28"/>
+        </w:rPr>
+        <w:t xml:space="preserve">        }</w:t>
+      </w:r>
+    </w:p>
+    <w:p>
+      <w:pPr>
+        <w:spacing w:after="0" w:line="240" w:lineRule="auto"/>
+        <w:ind w:firstLine="709"/>
+        <w:rPr>
+          <w:rFonts w:hint="default" w:ascii="Times New Roman" w:hAnsi="Times New Roman"/>
+          <w:sz w:val="28"/>
+          <w:szCs w:val="28"/>
+        </w:rPr>
+      </w:pPr>
+      <w:r>
+        <w:rPr>
+          <w:rFonts w:hint="default" w:ascii="Times New Roman" w:hAnsi="Times New Roman"/>
+          <w:sz w:val="28"/>
+          <w:szCs w:val="28"/>
+        </w:rPr>
+        <w:t xml:space="preserve">        private void AnimateBar(System.Windows.Shapes.Rectangle bar, double newHeight)</w:t>
+      </w:r>
+    </w:p>
+    <w:p>
+      <w:pPr>
+        <w:spacing w:after="0" w:line="240" w:lineRule="auto"/>
+        <w:ind w:firstLine="709"/>
+        <w:rPr>
+          <w:rFonts w:hint="default" w:ascii="Times New Roman" w:hAnsi="Times New Roman"/>
+          <w:sz w:val="28"/>
+          <w:szCs w:val="28"/>
+        </w:rPr>
+      </w:pPr>
+      <w:r>
+        <w:rPr>
+          <w:rFonts w:hint="default" w:ascii="Times New Roman" w:hAnsi="Times New Roman"/>
+          <w:sz w:val="28"/>
+          <w:szCs w:val="28"/>
+        </w:rPr>
+        <w:t xml:space="preserve">        {</w:t>
+      </w:r>
+    </w:p>
+    <w:p>
+      <w:pPr>
+        <w:spacing w:after="0" w:line="240" w:lineRule="auto"/>
+        <w:ind w:firstLine="709"/>
+        <w:rPr>
+          <w:rFonts w:hint="default" w:ascii="Times New Roman" w:hAnsi="Times New Roman"/>
+          <w:sz w:val="28"/>
+          <w:szCs w:val="28"/>
+        </w:rPr>
+      </w:pPr>
+      <w:r>
+        <w:rPr>
+          <w:rFonts w:hint="default" w:ascii="Times New Roman" w:hAnsi="Times New Roman"/>
+          <w:sz w:val="28"/>
+          <w:szCs w:val="28"/>
+        </w:rPr>
+        <w:t xml:space="preserve">            DoubleAnimation anim = new DoubleAnimation</w:t>
+      </w:r>
+    </w:p>
+    <w:p>
+      <w:pPr>
+        <w:spacing w:after="0" w:line="240" w:lineRule="auto"/>
+        <w:ind w:firstLine="709"/>
+        <w:rPr>
+          <w:rFonts w:hint="default" w:ascii="Times New Roman" w:hAnsi="Times New Roman"/>
+          <w:sz w:val="28"/>
+          <w:szCs w:val="28"/>
+        </w:rPr>
+      </w:pPr>
+      <w:r>
+        <w:rPr>
+          <w:rFonts w:hint="default" w:ascii="Times New Roman" w:hAnsi="Times New Roman"/>
+          <w:sz w:val="28"/>
+          <w:szCs w:val="28"/>
+        </w:rPr>
+        <w:t xml:space="preserve">            {</w:t>
+      </w:r>
+    </w:p>
+    <w:p>
+      <w:pPr>
+        <w:spacing w:after="0" w:line="240" w:lineRule="auto"/>
+        <w:ind w:firstLine="709"/>
+        <w:rPr>
+          <w:rFonts w:hint="default" w:ascii="Times New Roman" w:hAnsi="Times New Roman"/>
+          <w:sz w:val="28"/>
+          <w:szCs w:val="28"/>
+        </w:rPr>
+      </w:pPr>
+      <w:r>
+        <w:rPr>
+          <w:rFonts w:hint="default" w:ascii="Times New Roman" w:hAnsi="Times New Roman"/>
+          <w:sz w:val="28"/>
+          <w:szCs w:val="28"/>
+        </w:rPr>
+        <w:t xml:space="preserve">                From = bar.Height,</w:t>
+      </w:r>
+    </w:p>
+    <w:p>
+      <w:pPr>
+        <w:spacing w:after="0" w:line="240" w:lineRule="auto"/>
+        <w:ind w:firstLine="709"/>
+        <w:rPr>
+          <w:rFonts w:hint="default" w:ascii="Times New Roman" w:hAnsi="Times New Roman"/>
+          <w:sz w:val="28"/>
+          <w:szCs w:val="28"/>
+        </w:rPr>
+      </w:pPr>
+      <w:r>
+        <w:rPr>
+          <w:rFonts w:hint="default" w:ascii="Times New Roman" w:hAnsi="Times New Roman"/>
+          <w:sz w:val="28"/>
+          <w:szCs w:val="28"/>
+        </w:rPr>
+        <w:t xml:space="preserve">                To = newHeight,</w:t>
+      </w:r>
+    </w:p>
+    <w:p>
+      <w:pPr>
+        <w:spacing w:after="0" w:line="240" w:lineRule="auto"/>
+        <w:ind w:firstLine="709"/>
+        <w:rPr>
+          <w:rFonts w:hint="default" w:ascii="Times New Roman" w:hAnsi="Times New Roman"/>
+          <w:sz w:val="28"/>
+          <w:szCs w:val="28"/>
+        </w:rPr>
+      </w:pPr>
+      <w:r>
+        <w:rPr>
+          <w:rFonts w:hint="default" w:ascii="Times New Roman" w:hAnsi="Times New Roman"/>
+          <w:sz w:val="28"/>
+          <w:szCs w:val="28"/>
+        </w:rPr>
+        <w:t xml:space="preserve">                Duration = TimeSpan.FromSeconds(0.6),</w:t>
+      </w:r>
+    </w:p>
+    <w:p>
+      <w:pPr>
+        <w:spacing w:after="0" w:line="240" w:lineRule="auto"/>
+        <w:ind w:firstLine="709"/>
+        <w:rPr>
+          <w:rFonts w:hint="default" w:ascii="Times New Roman" w:hAnsi="Times New Roman"/>
+          <w:sz w:val="28"/>
+          <w:szCs w:val="28"/>
+        </w:rPr>
+      </w:pPr>
+      <w:r>
+        <w:rPr>
+          <w:rFonts w:hint="default" w:ascii="Times New Roman" w:hAnsi="Times New Roman"/>
+          <w:sz w:val="28"/>
+          <w:szCs w:val="28"/>
+        </w:rPr>
+        <w:t xml:space="preserve">                EasingFunction = new QuarticEase { EasingMode = EasingMode.EaseOut }</w:t>
+      </w:r>
+    </w:p>
+    <w:p>
+      <w:pPr>
+        <w:spacing w:after="0" w:line="240" w:lineRule="auto"/>
+        <w:ind w:firstLine="709"/>
+        <w:rPr>
+          <w:rFonts w:hint="default" w:ascii="Times New Roman" w:hAnsi="Times New Roman"/>
+          <w:sz w:val="28"/>
+          <w:szCs w:val="28"/>
+        </w:rPr>
+      </w:pPr>
+      <w:r>
+        <w:rPr>
+          <w:rFonts w:hint="default" w:ascii="Times New Roman" w:hAnsi="Times New Roman"/>
+          <w:sz w:val="28"/>
+          <w:szCs w:val="28"/>
+        </w:rPr>
+        <w:t xml:space="preserve">            };</w:t>
+      </w:r>
+    </w:p>
+    <w:p>
+      <w:pPr>
+        <w:spacing w:after="0" w:line="240" w:lineRule="auto"/>
+        <w:ind w:firstLine="709"/>
+        <w:rPr>
+          <w:rFonts w:hint="default" w:ascii="Times New Roman" w:hAnsi="Times New Roman"/>
+          <w:sz w:val="28"/>
+          <w:szCs w:val="28"/>
+        </w:rPr>
+      </w:pPr>
+      <w:r>
+        <w:rPr>
+          <w:rFonts w:hint="default" w:ascii="Times New Roman" w:hAnsi="Times New Roman"/>
+          <w:sz w:val="28"/>
+          <w:szCs w:val="28"/>
+        </w:rPr>
+        <w:t xml:space="preserve">            bar.BeginAnimation(HeightProperty, anim);</w:t>
+      </w:r>
+    </w:p>
+    <w:p>
+      <w:pPr>
+        <w:spacing w:after="0" w:line="240" w:lineRule="auto"/>
+        <w:ind w:firstLine="709"/>
+        <w:rPr>
+          <w:rFonts w:hint="default" w:ascii="Times New Roman" w:hAnsi="Times New Roman"/>
+          <w:sz w:val="28"/>
+          <w:szCs w:val="28"/>
+        </w:rPr>
+      </w:pPr>
+      <w:r>
+        <w:rPr>
+          <w:rFonts w:hint="default" w:ascii="Times New Roman" w:hAnsi="Times New Roman"/>
+          <w:sz w:val="28"/>
+          <w:szCs w:val="28"/>
+        </w:rPr>
+        <w:t xml:space="preserve">            bar.Height = newHeight;</w:t>
+      </w:r>
+    </w:p>
+    <w:p>
+      <w:pPr>
+        <w:spacing w:after="0" w:line="240" w:lineRule="auto"/>
+        <w:ind w:firstLine="709"/>
+        <w:rPr>
+          <w:rFonts w:hint="default" w:ascii="Times New Roman" w:hAnsi="Times New Roman"/>
+          <w:sz w:val="28"/>
+          <w:szCs w:val="28"/>
+        </w:rPr>
+      </w:pPr>
+      <w:r>
+        <w:rPr>
+          <w:rFonts w:hint="default" w:ascii="Times New Roman" w:hAnsi="Times New Roman"/>
+          <w:sz w:val="28"/>
+          <w:szCs w:val="28"/>
+        </w:rPr>
+        <w:t xml:space="preserve">        }</w:t>
+      </w:r>
+    </w:p>
+    <w:p>
+      <w:pPr>
+        <w:spacing w:after="0" w:line="240" w:lineRule="auto"/>
+        <w:ind w:firstLine="709"/>
+        <w:rPr>
+          <w:rFonts w:hint="default" w:ascii="Times New Roman" w:hAnsi="Times New Roman"/>
+          <w:sz w:val="28"/>
+          <w:szCs w:val="28"/>
+        </w:rPr>
+      </w:pPr>
+    </w:p>
+    <w:p>
+      <w:pPr>
+        <w:spacing w:after="0" w:line="240" w:lineRule="auto"/>
+        <w:ind w:firstLine="709"/>
+        <w:rPr>
+          <w:rFonts w:hint="default" w:ascii="Times New Roman" w:hAnsi="Times New Roman"/>
+          <w:sz w:val="28"/>
+          <w:szCs w:val="28"/>
+        </w:rPr>
+      </w:pPr>
+      <w:r>
+        <w:rPr>
+          <w:rFonts w:hint="default" w:ascii="Times New Roman" w:hAnsi="Times New Roman"/>
+          <w:sz w:val="28"/>
+          <w:szCs w:val="28"/>
+        </w:rPr>
+        <w:t xml:space="preserve">        private void CheckBudgetStatus(double income, double expense)</w:t>
+      </w:r>
+    </w:p>
+    <w:p>
+      <w:pPr>
+        <w:spacing w:after="0" w:line="240" w:lineRule="auto"/>
+        <w:ind w:firstLine="709"/>
+        <w:rPr>
+          <w:rFonts w:hint="default" w:ascii="Times New Roman" w:hAnsi="Times New Roman"/>
+          <w:sz w:val="28"/>
+          <w:szCs w:val="28"/>
+        </w:rPr>
+      </w:pPr>
+      <w:r>
+        <w:rPr>
+          <w:rFonts w:hint="default" w:ascii="Times New Roman" w:hAnsi="Times New Roman"/>
+          <w:sz w:val="28"/>
+          <w:szCs w:val="28"/>
+        </w:rPr>
+        <w:t xml:space="preserve">        {</w:t>
+      </w:r>
+    </w:p>
+    <w:p>
+      <w:pPr>
+        <w:spacing w:after="0" w:line="240" w:lineRule="auto"/>
+        <w:ind w:firstLine="709"/>
+        <w:rPr>
+          <w:rFonts w:hint="default" w:ascii="Times New Roman" w:hAnsi="Times New Roman"/>
+          <w:sz w:val="28"/>
+          <w:szCs w:val="28"/>
+        </w:rPr>
+      </w:pPr>
+      <w:r>
+        <w:rPr>
+          <w:rFonts w:hint="default" w:ascii="Times New Roman" w:hAnsi="Times New Roman"/>
+          <w:sz w:val="28"/>
+          <w:szCs w:val="28"/>
+        </w:rPr>
+        <w:t xml:space="preserve">            Color targetColor = (expense &gt; income) ? Color.FromRgb(255, 230, 230) : Colors.White;</w:t>
+      </w:r>
+    </w:p>
+    <w:p>
+      <w:pPr>
+        <w:spacing w:after="0" w:line="240" w:lineRule="auto"/>
+        <w:ind w:firstLine="709"/>
+        <w:rPr>
+          <w:rFonts w:hint="default" w:ascii="Times New Roman" w:hAnsi="Times New Roman"/>
+          <w:sz w:val="28"/>
+          <w:szCs w:val="28"/>
+        </w:rPr>
+      </w:pPr>
+      <w:r>
+        <w:rPr>
+          <w:rFonts w:hint="default" w:ascii="Times New Roman" w:hAnsi="Times New Roman"/>
+          <w:sz w:val="28"/>
+          <w:szCs w:val="28"/>
+        </w:rPr>
+        <w:t xml:space="preserve">            ColorAnimation backgroundAnim = new ColorAnimation</w:t>
+      </w:r>
+    </w:p>
+    <w:p>
+      <w:pPr>
+        <w:spacing w:after="0" w:line="240" w:lineRule="auto"/>
+        <w:ind w:firstLine="709"/>
+        <w:rPr>
+          <w:rFonts w:hint="default" w:ascii="Times New Roman" w:hAnsi="Times New Roman"/>
+          <w:sz w:val="28"/>
+          <w:szCs w:val="28"/>
+        </w:rPr>
+      </w:pPr>
+      <w:r>
+        <w:rPr>
+          <w:rFonts w:hint="default" w:ascii="Times New Roman" w:hAnsi="Times New Roman"/>
+          <w:sz w:val="28"/>
+          <w:szCs w:val="28"/>
+        </w:rPr>
+        <w:t xml:space="preserve">            {</w:t>
+      </w:r>
+    </w:p>
+    <w:p>
+      <w:pPr>
+        <w:spacing w:after="0" w:line="240" w:lineRule="auto"/>
+        <w:ind w:firstLine="709"/>
+        <w:rPr>
+          <w:rFonts w:hint="default" w:ascii="Times New Roman" w:hAnsi="Times New Roman"/>
+          <w:sz w:val="28"/>
+          <w:szCs w:val="28"/>
+        </w:rPr>
+      </w:pPr>
+      <w:r>
+        <w:rPr>
+          <w:rFonts w:hint="default" w:ascii="Times New Roman" w:hAnsi="Times New Roman"/>
+          <w:sz w:val="28"/>
+          <w:szCs w:val="28"/>
+        </w:rPr>
+        <w:t xml:space="preserve">                To = targetColor,</w:t>
+      </w:r>
+    </w:p>
+    <w:p>
+      <w:pPr>
+        <w:spacing w:after="0" w:line="240" w:lineRule="auto"/>
+        <w:ind w:firstLine="709"/>
+        <w:rPr>
+          <w:rFonts w:hint="default" w:ascii="Times New Roman" w:hAnsi="Times New Roman"/>
+          <w:sz w:val="28"/>
+          <w:szCs w:val="28"/>
+        </w:rPr>
+      </w:pPr>
+      <w:r>
+        <w:rPr>
+          <w:rFonts w:hint="default" w:ascii="Times New Roman" w:hAnsi="Times New Roman"/>
+          <w:sz w:val="28"/>
+          <w:szCs w:val="28"/>
+        </w:rPr>
+        <w:t xml:space="preserve">                Duration = TimeSpan.FromSeconds(0.5)</w:t>
+      </w:r>
+    </w:p>
+    <w:p>
+      <w:pPr>
+        <w:spacing w:after="0" w:line="240" w:lineRule="auto"/>
+        <w:ind w:firstLine="709"/>
+        <w:rPr>
+          <w:rFonts w:hint="default" w:ascii="Times New Roman" w:hAnsi="Times New Roman"/>
+          <w:sz w:val="28"/>
+          <w:szCs w:val="28"/>
+        </w:rPr>
+      </w:pPr>
+      <w:r>
+        <w:rPr>
+          <w:rFonts w:hint="default" w:ascii="Times New Roman" w:hAnsi="Times New Roman"/>
+          <w:sz w:val="28"/>
+          <w:szCs w:val="28"/>
+        </w:rPr>
+        <w:t xml:space="preserve">            };</w:t>
+      </w:r>
+    </w:p>
+    <w:p>
+      <w:pPr>
+        <w:spacing w:after="0" w:line="240" w:lineRule="auto"/>
+        <w:ind w:firstLine="709"/>
+        <w:rPr>
+          <w:rFonts w:hint="default" w:ascii="Times New Roman" w:hAnsi="Times New Roman"/>
+          <w:sz w:val="28"/>
+          <w:szCs w:val="28"/>
+        </w:rPr>
+      </w:pPr>
+      <w:r>
+        <w:rPr>
+          <w:rFonts w:hint="default" w:ascii="Times New Roman" w:hAnsi="Times New Roman"/>
+          <w:sz w:val="28"/>
+          <w:szCs w:val="28"/>
+        </w:rPr>
+        <w:t xml:space="preserve">            if (MainGrid.Background is SolidColorBrush brush)</w:t>
+      </w:r>
+    </w:p>
+    <w:p>
+      <w:pPr>
+        <w:spacing w:after="0" w:line="240" w:lineRule="auto"/>
+        <w:ind w:firstLine="709"/>
+        <w:rPr>
+          <w:rFonts w:hint="default" w:ascii="Times New Roman" w:hAnsi="Times New Roman"/>
+          <w:sz w:val="28"/>
+          <w:szCs w:val="28"/>
+        </w:rPr>
+      </w:pPr>
+      <w:r>
+        <w:rPr>
+          <w:rFonts w:hint="default" w:ascii="Times New Roman" w:hAnsi="Times New Roman"/>
+          <w:sz w:val="28"/>
+          <w:szCs w:val="28"/>
+        </w:rPr>
+        <w:t xml:space="preserve">            {</w:t>
+      </w:r>
+    </w:p>
+    <w:p>
+      <w:pPr>
+        <w:spacing w:after="0" w:line="240" w:lineRule="auto"/>
+        <w:ind w:firstLine="709"/>
+        <w:rPr>
+          <w:rFonts w:hint="default" w:ascii="Times New Roman" w:hAnsi="Times New Roman"/>
+          <w:sz w:val="28"/>
+          <w:szCs w:val="28"/>
+        </w:rPr>
+      </w:pPr>
+      <w:r>
+        <w:rPr>
+          <w:rFonts w:hint="default" w:ascii="Times New Roman" w:hAnsi="Times New Roman"/>
+          <w:sz w:val="28"/>
+          <w:szCs w:val="28"/>
+        </w:rPr>
+        <w:t xml:space="preserve">                if (brush.IsFrozen)</w:t>
+      </w:r>
+    </w:p>
+    <w:p>
+      <w:pPr>
+        <w:spacing w:after="0" w:line="240" w:lineRule="auto"/>
+        <w:ind w:firstLine="709"/>
+        <w:rPr>
+          <w:rFonts w:hint="default" w:ascii="Times New Roman" w:hAnsi="Times New Roman"/>
+          <w:sz w:val="28"/>
+          <w:szCs w:val="28"/>
+        </w:rPr>
+      </w:pPr>
+      <w:r>
+        <w:rPr>
+          <w:rFonts w:hint="default" w:ascii="Times New Roman" w:hAnsi="Times New Roman"/>
+          <w:sz w:val="28"/>
+          <w:szCs w:val="28"/>
+        </w:rPr>
+        <w:t xml:space="preserve">                    MainGrid.Background = new SolidColorBrush(brush.Color);</w:t>
+      </w:r>
+    </w:p>
+    <w:p>
+      <w:pPr>
+        <w:spacing w:after="0" w:line="240" w:lineRule="auto"/>
+        <w:ind w:firstLine="709"/>
+        <w:rPr>
+          <w:rFonts w:hint="default" w:ascii="Times New Roman" w:hAnsi="Times New Roman"/>
+          <w:sz w:val="28"/>
+          <w:szCs w:val="28"/>
+        </w:rPr>
+      </w:pPr>
+      <w:r>
+        <w:rPr>
+          <w:rFonts w:hint="default" w:ascii="Times New Roman" w:hAnsi="Times New Roman"/>
+          <w:sz w:val="28"/>
+          <w:szCs w:val="28"/>
+        </w:rPr>
+        <w:t xml:space="preserve">               MainGrid.Background.BeginAnimation(SolidColorBrush.ColorProperty, backgroundAnim);</w:t>
+      </w:r>
+    </w:p>
+    <w:p>
+      <w:pPr>
+        <w:spacing w:after="0" w:line="240" w:lineRule="auto"/>
+        <w:ind w:firstLine="709"/>
+        <w:rPr>
+          <w:rFonts w:hint="default" w:ascii="Times New Roman" w:hAnsi="Times New Roman"/>
+          <w:sz w:val="28"/>
+          <w:szCs w:val="28"/>
+        </w:rPr>
+      </w:pPr>
+      <w:r>
+        <w:rPr>
+          <w:rFonts w:hint="default" w:ascii="Times New Roman" w:hAnsi="Times New Roman"/>
+          <w:sz w:val="28"/>
+          <w:szCs w:val="28"/>
+        </w:rPr>
+        <w:t xml:space="preserve">            }</w:t>
+      </w:r>
+    </w:p>
+    <w:p>
+      <w:pPr>
+        <w:spacing w:after="0" w:line="240" w:lineRule="auto"/>
+        <w:ind w:firstLine="709"/>
+        <w:rPr>
+          <w:rFonts w:hint="default" w:ascii="Times New Roman" w:hAnsi="Times New Roman"/>
+          <w:sz w:val="28"/>
+          <w:szCs w:val="28"/>
+        </w:rPr>
+      </w:pPr>
+      <w:r>
+        <w:rPr>
+          <w:rFonts w:hint="default" w:ascii="Times New Roman" w:hAnsi="Times New Roman"/>
+          <w:sz w:val="28"/>
+          <w:szCs w:val="28"/>
+        </w:rPr>
+        <w:t xml:space="preserve">            else</w:t>
+      </w:r>
+    </w:p>
+    <w:p>
+      <w:pPr>
+        <w:spacing w:after="0" w:line="240" w:lineRule="auto"/>
+        <w:ind w:firstLine="709"/>
+        <w:rPr>
+          <w:rFonts w:hint="default" w:ascii="Times New Roman" w:hAnsi="Times New Roman"/>
+          <w:sz w:val="28"/>
+          <w:szCs w:val="28"/>
+        </w:rPr>
+      </w:pPr>
+      <w:r>
+        <w:rPr>
+          <w:rFonts w:hint="default" w:ascii="Times New Roman" w:hAnsi="Times New Roman"/>
+          <w:sz w:val="28"/>
+          <w:szCs w:val="28"/>
+        </w:rPr>
+        <w:t xml:space="preserve">            {</w:t>
+      </w:r>
+    </w:p>
+    <w:p>
+      <w:pPr>
+        <w:spacing w:after="0" w:line="240" w:lineRule="auto"/>
+        <w:ind w:firstLine="709"/>
+        <w:rPr>
+          <w:rFonts w:hint="default" w:ascii="Times New Roman" w:hAnsi="Times New Roman"/>
+          <w:sz w:val="28"/>
+          <w:szCs w:val="28"/>
+        </w:rPr>
+      </w:pPr>
+      <w:r>
+        <w:rPr>
+          <w:rFonts w:hint="default" w:ascii="Times New Roman" w:hAnsi="Times New Roman"/>
+          <w:sz w:val="28"/>
+          <w:szCs w:val="28"/>
+        </w:rPr>
+        <w:t xml:space="preserve">                MainGrid.Background = new SolidColorBrush(Colors.White);</w:t>
+      </w:r>
+    </w:p>
+    <w:p>
+      <w:pPr>
+        <w:spacing w:after="0" w:line="240" w:lineRule="auto"/>
+        <w:ind w:firstLine="709"/>
+        <w:rPr>
+          <w:rFonts w:hint="default" w:ascii="Times New Roman" w:hAnsi="Times New Roman"/>
+          <w:sz w:val="28"/>
+          <w:szCs w:val="28"/>
+        </w:rPr>
+      </w:pPr>
+      <w:r>
+        <w:rPr>
+          <w:rFonts w:hint="default" w:ascii="Times New Roman" w:hAnsi="Times New Roman"/>
+          <w:sz w:val="28"/>
+          <w:szCs w:val="28"/>
+        </w:rPr>
+        <w:t xml:space="preserve">                MainGrid.Background.BeginAnimation(SolidColorBrush.ColorProperty, backgroundAnim);</w:t>
+      </w:r>
+    </w:p>
+    <w:p>
+      <w:pPr>
+        <w:spacing w:after="0" w:line="240" w:lineRule="auto"/>
+        <w:ind w:firstLine="709"/>
+        <w:rPr>
+          <w:rFonts w:hint="default" w:ascii="Times New Roman" w:hAnsi="Times New Roman"/>
+          <w:sz w:val="28"/>
+          <w:szCs w:val="28"/>
+        </w:rPr>
+      </w:pPr>
+      <w:r>
+        <w:rPr>
+          <w:rFonts w:hint="default" w:ascii="Times New Roman" w:hAnsi="Times New Roman"/>
+          <w:sz w:val="28"/>
+          <w:szCs w:val="28"/>
+        </w:rPr>
+        <w:t xml:space="preserve">            }</w:t>
+      </w:r>
+    </w:p>
+    <w:p>
+      <w:pPr>
+        <w:spacing w:after="0" w:line="240" w:lineRule="auto"/>
+        <w:ind w:firstLine="709"/>
+        <w:rPr>
+          <w:rFonts w:hint="default" w:ascii="Times New Roman" w:hAnsi="Times New Roman"/>
+          <w:sz w:val="28"/>
+          <w:szCs w:val="28"/>
+        </w:rPr>
+      </w:pPr>
+      <w:r>
+        <w:rPr>
+          <w:rFonts w:hint="default" w:ascii="Times New Roman" w:hAnsi="Times New Roman"/>
+          <w:sz w:val="28"/>
+          <w:szCs w:val="28"/>
+        </w:rPr>
+        <w:t xml:space="preserve">        }</w:t>
+      </w:r>
+    </w:p>
+    <w:p>
+      <w:pPr>
+        <w:spacing w:after="0" w:line="240" w:lineRule="auto"/>
+        <w:ind w:firstLine="709"/>
+        <w:rPr>
+          <w:rFonts w:hint="default" w:ascii="Times New Roman" w:hAnsi="Times New Roman"/>
+          <w:sz w:val="28"/>
+          <w:szCs w:val="28"/>
+        </w:rPr>
+      </w:pPr>
+      <w:r>
+        <w:rPr>
+          <w:rFonts w:hint="default" w:ascii="Times New Roman" w:hAnsi="Times New Roman"/>
+          <w:sz w:val="28"/>
+          <w:szCs w:val="28"/>
+        </w:rPr>
+        <w:t xml:space="preserve">    }</w:t>
+      </w:r>
+    </w:p>
+    <w:p>
+      <w:pPr>
+        <w:spacing w:after="0" w:line="240" w:lineRule="auto"/>
+        <w:ind w:firstLine="709"/>
         <w:rPr>
           <w:rFonts w:ascii="Times New Roman" w:hAnsi="Times New Roman"/>
           <w:sz w:val="28"/>
           <w:szCs w:val="28"/>
-          <w:lang w:val="en-US"/>
+        </w:rPr>
+      </w:pPr>
+      <w:r>
+        <w:rPr>
+          <w:rFonts w:hint="default" w:ascii="Times New Roman" w:hAnsi="Times New Roman"/>
+          <w:sz w:val="28"/>
+          <w:szCs w:val="28"/>
+        </w:rPr>
+        <w:t>}</w:t>
+      </w:r>
+      <w:r>
+        <w:rPr>
+          <w:rFonts w:ascii="Times New Roman" w:hAnsi="Times New Roman"/>
+          <w:sz w:val="28"/>
+          <w:szCs w:val="28"/>
         </w:rPr>
         <w:t xml:space="preserve"> </w:t>
       </w:r>
-      <w:r>
+    </w:p>
+    <w:p>
+      <w:pPr>
+        <w:spacing w:line="240" w:lineRule="auto"/>
+        <w:ind w:firstLine="567"/>
         <w:rPr>
           <w:rFonts w:ascii="Times New Roman" w:hAnsi="Times New Roman"/>
           <w:sz w:val="28"/>
           <w:szCs w:val="28"/>
         </w:rPr>
-        <w:t>программы</w:t>
+      </w:pPr>
+      <w:r>
+        <w:rPr>
+          <w:rFonts w:hint="default" w:ascii="Times New Roman" w:hAnsi="Times New Roman"/>
+          <w:color w:val="000000" w:themeColor="text1"/>
+          <w:sz w:val="28"/>
+          <w:szCs w:val="28"/>
+          <w14:textFill>
+            <w14:solidFill>
+              <w14:schemeClr w14:val="tx1"/>
+            </w14:solidFill>
+          </w14:textFill>
+        </w:rPr>
+        <w:t xml:space="preserve">     </w:t>
       </w:r>
       <w:r>
         <w:rPr>
           <w:rFonts w:ascii="Times New Roman" w:hAnsi="Times New Roman"/>
           <w:sz w:val="28"/>
           <w:szCs w:val="28"/>
-          <w:lang w:val="en-US"/>
-        </w:rPr>
-        <w:t xml:space="preserve">: </w:t>
-      </w:r>
-    </w:p>
-    <w:p>
-      <w:pPr>
-        <w:keepNext w:val="0"/>
-        <w:keepLines w:val="0"/>
-        <w:pageBreakBefore w:val="0"/>
-        <w:widowControl/>
-        <w:kinsoku/>
-        <w:wordWrap/>
-        <w:overflowPunct/>
-        <w:topLinePunct w:val="0"/>
-        <w:autoSpaceDE w:val="0"/>
-        <w:autoSpaceDN w:val="0"/>
-        <w:bidi w:val="0"/>
-        <w:adjustRightInd w:val="0"/>
-        <w:snapToGrid/>
-        <w:spacing w:after="0" w:line="240" w:lineRule="auto"/>
-        <w:ind w:firstLine="300" w:firstLineChars="125"/>
-        <w:textAlignment w:val="auto"/>
-        <w:rPr>
-          <w:rFonts w:hint="default" w:ascii="Times New Roman" w:hAnsi="Times New Roman" w:cs="Times New Roman"/>
-          <w:color w:val="262626"/>
-          <w:sz w:val="24"/>
-          <w:szCs w:val="24"/>
-        </w:rPr>
-      </w:pPr>
-      <w:r>
-        <w:rPr>
-          <w:rFonts w:hint="default" w:ascii="Times New Roman" w:hAnsi="Times New Roman" w:cs="Times New Roman"/>
-          <w:color w:val="262626"/>
-          <w:sz w:val="24"/>
-          <w:szCs w:val="24"/>
-        </w:rPr>
-        <w:t>using System;</w:t>
-      </w:r>
-    </w:p>
-    <w:p>
-      <w:pPr>
-        <w:keepNext w:val="0"/>
-        <w:keepLines w:val="0"/>
-        <w:pageBreakBefore w:val="0"/>
-        <w:widowControl/>
-        <w:kinsoku/>
-        <w:wordWrap/>
-        <w:overflowPunct/>
-        <w:topLinePunct w:val="0"/>
-        <w:autoSpaceDE w:val="0"/>
-        <w:autoSpaceDN w:val="0"/>
-        <w:bidi w:val="0"/>
-        <w:adjustRightInd w:val="0"/>
-        <w:snapToGrid/>
-        <w:spacing w:after="0" w:line="240" w:lineRule="auto"/>
-        <w:ind w:firstLine="300" w:firstLineChars="125"/>
-        <w:textAlignment w:val="auto"/>
-        <w:rPr>
-          <w:rFonts w:hint="default" w:ascii="Times New Roman" w:hAnsi="Times New Roman" w:cs="Times New Roman"/>
-          <w:color w:val="262626"/>
-          <w:sz w:val="24"/>
-          <w:szCs w:val="24"/>
-        </w:rPr>
-      </w:pPr>
-      <w:r>
-        <w:rPr>
-          <w:rFonts w:hint="default" w:ascii="Times New Roman" w:hAnsi="Times New Roman" w:cs="Times New Roman"/>
-          <w:color w:val="262626"/>
-          <w:sz w:val="24"/>
-          <w:szCs w:val="24"/>
-        </w:rPr>
-        <w:t>using System.Windows.Input;</w:t>
-      </w:r>
-    </w:p>
-    <w:p>
-      <w:pPr>
-        <w:keepNext w:val="0"/>
-        <w:keepLines w:val="0"/>
-        <w:pageBreakBefore w:val="0"/>
-        <w:widowControl/>
-        <w:kinsoku/>
-        <w:wordWrap/>
-        <w:overflowPunct/>
-        <w:topLinePunct w:val="0"/>
-        <w:autoSpaceDE w:val="0"/>
-        <w:autoSpaceDN w:val="0"/>
-        <w:bidi w:val="0"/>
-        <w:adjustRightInd w:val="0"/>
-        <w:snapToGrid/>
-        <w:spacing w:after="0" w:line="240" w:lineRule="auto"/>
-        <w:ind w:firstLine="300" w:firstLineChars="125"/>
-        <w:textAlignment w:val="auto"/>
-        <w:rPr>
-          <w:rFonts w:hint="default" w:ascii="Times New Roman" w:hAnsi="Times New Roman" w:cs="Times New Roman"/>
-          <w:color w:val="262626"/>
-          <w:sz w:val="24"/>
-          <w:szCs w:val="24"/>
-        </w:rPr>
-      </w:pPr>
-    </w:p>
-    <w:p>
-      <w:pPr>
-        <w:keepNext w:val="0"/>
-        <w:keepLines w:val="0"/>
-        <w:pageBreakBefore w:val="0"/>
-        <w:widowControl/>
-        <w:kinsoku/>
-        <w:wordWrap/>
-        <w:overflowPunct/>
-        <w:topLinePunct w:val="0"/>
-        <w:autoSpaceDE w:val="0"/>
-        <w:autoSpaceDN w:val="0"/>
-        <w:bidi w:val="0"/>
-        <w:adjustRightInd w:val="0"/>
-        <w:snapToGrid/>
-        <w:spacing w:after="0" w:line="240" w:lineRule="auto"/>
-        <w:ind w:firstLine="300" w:firstLineChars="125"/>
-        <w:textAlignment w:val="auto"/>
-        <w:rPr>
-          <w:rFonts w:hint="default" w:ascii="Times New Roman" w:hAnsi="Times New Roman" w:cs="Times New Roman"/>
-          <w:color w:val="262626"/>
-          <w:sz w:val="24"/>
-          <w:szCs w:val="24"/>
-        </w:rPr>
-      </w:pPr>
-      <w:r>
-        <w:rPr>
-          <w:rFonts w:hint="default" w:ascii="Times New Roman" w:hAnsi="Times New Roman" w:cs="Times New Roman"/>
-          <w:color w:val="262626"/>
-          <w:sz w:val="24"/>
-          <w:szCs w:val="24"/>
-        </w:rPr>
-        <w:t>public class RelayCommand : ICommand</w:t>
-      </w:r>
-    </w:p>
-    <w:p>
-      <w:pPr>
-        <w:keepNext w:val="0"/>
-        <w:keepLines w:val="0"/>
-        <w:pageBreakBefore w:val="0"/>
-        <w:widowControl/>
-        <w:kinsoku/>
-        <w:wordWrap/>
-        <w:overflowPunct/>
-        <w:topLinePunct w:val="0"/>
-        <w:autoSpaceDE w:val="0"/>
-        <w:autoSpaceDN w:val="0"/>
-        <w:bidi w:val="0"/>
-        <w:adjustRightInd w:val="0"/>
-        <w:snapToGrid/>
-        <w:spacing w:after="0" w:line="240" w:lineRule="auto"/>
-        <w:ind w:firstLine="300" w:firstLineChars="125"/>
-        <w:textAlignment w:val="auto"/>
-        <w:rPr>
-          <w:rFonts w:hint="default" w:ascii="Times New Roman" w:hAnsi="Times New Roman" w:cs="Times New Roman"/>
-          <w:color w:val="262626"/>
-          <w:sz w:val="24"/>
-          <w:szCs w:val="24"/>
-        </w:rPr>
-      </w:pPr>
-      <w:r>
-        <w:rPr>
-          <w:rFonts w:hint="default" w:ascii="Times New Roman" w:hAnsi="Times New Roman" w:cs="Times New Roman"/>
-          <w:color w:val="262626"/>
-          <w:sz w:val="24"/>
-          <w:szCs w:val="24"/>
-        </w:rPr>
-        <w:t>{</w:t>
-      </w:r>
-    </w:p>
-    <w:p>
-      <w:pPr>
-        <w:keepNext w:val="0"/>
-        <w:keepLines w:val="0"/>
-        <w:pageBreakBefore w:val="0"/>
-        <w:widowControl/>
-        <w:kinsoku/>
-        <w:wordWrap/>
-        <w:overflowPunct/>
-        <w:topLinePunct w:val="0"/>
-        <w:autoSpaceDE w:val="0"/>
-        <w:autoSpaceDN w:val="0"/>
-        <w:bidi w:val="0"/>
-        <w:adjustRightInd w:val="0"/>
-        <w:snapToGrid/>
-        <w:spacing w:after="0" w:line="240" w:lineRule="auto"/>
-        <w:ind w:firstLine="300" w:firstLineChars="125"/>
-        <w:textAlignment w:val="auto"/>
-        <w:rPr>
-          <w:rFonts w:hint="default" w:ascii="Times New Roman" w:hAnsi="Times New Roman" w:cs="Times New Roman"/>
-          <w:color w:val="262626"/>
-          <w:sz w:val="24"/>
-          <w:szCs w:val="24"/>
-        </w:rPr>
-      </w:pPr>
-      <w:r>
-        <w:rPr>
-          <w:rFonts w:hint="default" w:ascii="Times New Roman" w:hAnsi="Times New Roman" w:cs="Times New Roman"/>
-          <w:color w:val="262626"/>
-          <w:sz w:val="24"/>
-          <w:szCs w:val="24"/>
-        </w:rPr>
-        <w:t xml:space="preserve">    private readonly Action&lt;object&gt; _execute;</w:t>
-      </w:r>
-    </w:p>
-    <w:p>
-      <w:pPr>
-        <w:keepNext w:val="0"/>
-        <w:keepLines w:val="0"/>
-        <w:pageBreakBefore w:val="0"/>
-        <w:widowControl/>
-        <w:kinsoku/>
-        <w:wordWrap/>
-        <w:overflowPunct/>
-        <w:topLinePunct w:val="0"/>
-        <w:autoSpaceDE w:val="0"/>
-        <w:autoSpaceDN w:val="0"/>
-        <w:bidi w:val="0"/>
-        <w:adjustRightInd w:val="0"/>
-        <w:snapToGrid/>
-        <w:spacing w:after="0" w:line="240" w:lineRule="auto"/>
-        <w:ind w:firstLine="300" w:firstLineChars="125"/>
-        <w:textAlignment w:val="auto"/>
-        <w:rPr>
-          <w:rFonts w:hint="default" w:ascii="Times New Roman" w:hAnsi="Times New Roman" w:cs="Times New Roman"/>
-          <w:color w:val="262626"/>
-          <w:sz w:val="24"/>
-          <w:szCs w:val="24"/>
-        </w:rPr>
-      </w:pPr>
-      <w:r>
-        <w:rPr>
-          <w:rFonts w:hint="default" w:ascii="Times New Roman" w:hAnsi="Times New Roman" w:cs="Times New Roman"/>
-          <w:color w:val="262626"/>
-          <w:sz w:val="24"/>
-          <w:szCs w:val="24"/>
-        </w:rPr>
-        <w:t xml:space="preserve">    private readonly Predicate&lt;object&gt; _canExecute;</w:t>
-      </w:r>
-    </w:p>
-    <w:p>
-      <w:pPr>
-        <w:keepNext w:val="0"/>
-        <w:keepLines w:val="0"/>
-        <w:pageBreakBefore w:val="0"/>
-        <w:widowControl/>
-        <w:kinsoku/>
-        <w:wordWrap/>
-        <w:overflowPunct/>
-        <w:topLinePunct w:val="0"/>
-        <w:autoSpaceDE w:val="0"/>
-        <w:autoSpaceDN w:val="0"/>
-        <w:bidi w:val="0"/>
-        <w:adjustRightInd w:val="0"/>
-        <w:snapToGrid/>
-        <w:spacing w:after="0" w:line="240" w:lineRule="auto"/>
-        <w:ind w:firstLine="300" w:firstLineChars="125"/>
-        <w:textAlignment w:val="auto"/>
-        <w:rPr>
-          <w:rFonts w:hint="default" w:ascii="Times New Roman" w:hAnsi="Times New Roman" w:cs="Times New Roman"/>
-          <w:color w:val="262626"/>
-          <w:sz w:val="24"/>
-          <w:szCs w:val="24"/>
-        </w:rPr>
-      </w:pPr>
-    </w:p>
-    <w:p>
-      <w:pPr>
-        <w:keepNext w:val="0"/>
-        <w:keepLines w:val="0"/>
-        <w:pageBreakBefore w:val="0"/>
-        <w:widowControl/>
-        <w:kinsoku/>
-        <w:wordWrap/>
-        <w:overflowPunct/>
-        <w:topLinePunct w:val="0"/>
-        <w:autoSpaceDE w:val="0"/>
-        <w:autoSpaceDN w:val="0"/>
-        <w:bidi w:val="0"/>
-        <w:adjustRightInd w:val="0"/>
-        <w:snapToGrid/>
-        <w:spacing w:after="0" w:line="240" w:lineRule="auto"/>
-        <w:ind w:firstLine="300" w:firstLineChars="125"/>
-        <w:textAlignment w:val="auto"/>
-        <w:rPr>
-          <w:rFonts w:hint="default" w:ascii="Times New Roman" w:hAnsi="Times New Roman" w:cs="Times New Roman"/>
-          <w:color w:val="262626"/>
-          <w:sz w:val="24"/>
-          <w:szCs w:val="24"/>
-        </w:rPr>
-      </w:pPr>
-      <w:r>
-        <w:rPr>
-          <w:rFonts w:hint="default" w:ascii="Times New Roman" w:hAnsi="Times New Roman" w:cs="Times New Roman"/>
-          <w:color w:val="262626"/>
-          <w:sz w:val="24"/>
-          <w:szCs w:val="24"/>
-        </w:rPr>
-        <w:t xml:space="preserve">    public RelayCommand(Action&lt;object&gt; execute, Predicate&lt;object&gt; canExecute = null)</w:t>
-      </w:r>
-    </w:p>
-    <w:p>
-      <w:pPr>
-        <w:keepNext w:val="0"/>
-        <w:keepLines w:val="0"/>
-        <w:pageBreakBefore w:val="0"/>
-        <w:widowControl/>
-        <w:kinsoku/>
-        <w:wordWrap/>
-        <w:overflowPunct/>
-        <w:topLinePunct w:val="0"/>
-        <w:autoSpaceDE w:val="0"/>
-        <w:autoSpaceDN w:val="0"/>
-        <w:bidi w:val="0"/>
-        <w:adjustRightInd w:val="0"/>
-        <w:snapToGrid/>
-        <w:spacing w:after="0" w:line="240" w:lineRule="auto"/>
-        <w:ind w:firstLine="300" w:firstLineChars="125"/>
-        <w:textAlignment w:val="auto"/>
-        <w:rPr>
-          <w:rFonts w:hint="default" w:ascii="Times New Roman" w:hAnsi="Times New Roman" w:cs="Times New Roman"/>
-          <w:color w:val="262626"/>
-          <w:sz w:val="24"/>
-          <w:szCs w:val="24"/>
-        </w:rPr>
-      </w:pPr>
-      <w:r>
-        <w:rPr>
-          <w:rFonts w:hint="default" w:ascii="Times New Roman" w:hAnsi="Times New Roman" w:cs="Times New Roman"/>
-          <w:color w:val="262626"/>
-          <w:sz w:val="24"/>
-          <w:szCs w:val="24"/>
-        </w:rPr>
-        <w:t xml:space="preserve">    {</w:t>
-      </w:r>
-    </w:p>
-    <w:p>
-      <w:pPr>
-        <w:keepNext w:val="0"/>
-        <w:keepLines w:val="0"/>
-        <w:pageBreakBefore w:val="0"/>
-        <w:widowControl/>
-        <w:kinsoku/>
-        <w:wordWrap/>
-        <w:overflowPunct/>
-        <w:topLinePunct w:val="0"/>
-        <w:autoSpaceDE w:val="0"/>
-        <w:autoSpaceDN w:val="0"/>
-        <w:bidi w:val="0"/>
-        <w:adjustRightInd w:val="0"/>
-        <w:snapToGrid/>
-        <w:spacing w:after="0" w:line="240" w:lineRule="auto"/>
-        <w:ind w:firstLine="300" w:firstLineChars="125"/>
-        <w:textAlignment w:val="auto"/>
-        <w:rPr>
-          <w:rFonts w:hint="default" w:ascii="Times New Roman" w:hAnsi="Times New Roman" w:cs="Times New Roman"/>
-          <w:color w:val="262626"/>
-          <w:sz w:val="24"/>
-          <w:szCs w:val="24"/>
-        </w:rPr>
-      </w:pPr>
-      <w:r>
-        <w:rPr>
-          <w:rFonts w:hint="default" w:ascii="Times New Roman" w:hAnsi="Times New Roman" w:cs="Times New Roman"/>
-          <w:color w:val="262626"/>
-          <w:sz w:val="24"/>
-          <w:szCs w:val="24"/>
-        </w:rPr>
-        <w:t xml:space="preserve">        _execute = execute ?? throw new ArgumentNullException(nameof(execute));</w:t>
-      </w:r>
-    </w:p>
-    <w:p>
-      <w:pPr>
-        <w:keepNext w:val="0"/>
-        <w:keepLines w:val="0"/>
-        <w:pageBreakBefore w:val="0"/>
-        <w:widowControl/>
-        <w:kinsoku/>
-        <w:wordWrap/>
-        <w:overflowPunct/>
-        <w:topLinePunct w:val="0"/>
-        <w:autoSpaceDE w:val="0"/>
-        <w:autoSpaceDN w:val="0"/>
-        <w:bidi w:val="0"/>
-        <w:adjustRightInd w:val="0"/>
-        <w:snapToGrid/>
-        <w:spacing w:after="0" w:line="240" w:lineRule="auto"/>
-        <w:ind w:firstLine="300" w:firstLineChars="125"/>
-        <w:textAlignment w:val="auto"/>
-        <w:rPr>
-          <w:rFonts w:hint="default" w:ascii="Times New Roman" w:hAnsi="Times New Roman" w:cs="Times New Roman"/>
-          <w:color w:val="262626"/>
-          <w:sz w:val="24"/>
-          <w:szCs w:val="24"/>
-        </w:rPr>
-      </w:pPr>
-      <w:r>
-        <w:rPr>
-          <w:rFonts w:hint="default" w:ascii="Times New Roman" w:hAnsi="Times New Roman" w:cs="Times New Roman"/>
-          <w:color w:val="262626"/>
-          <w:sz w:val="24"/>
-          <w:szCs w:val="24"/>
-        </w:rPr>
-        <w:t xml:space="preserve">        _canExecute = canExecute;</w:t>
-      </w:r>
-    </w:p>
-    <w:p>
-      <w:pPr>
-        <w:keepNext w:val="0"/>
-        <w:keepLines w:val="0"/>
-        <w:pageBreakBefore w:val="0"/>
-        <w:widowControl/>
-        <w:kinsoku/>
-        <w:wordWrap/>
-        <w:overflowPunct/>
-        <w:topLinePunct w:val="0"/>
-        <w:autoSpaceDE w:val="0"/>
-        <w:autoSpaceDN w:val="0"/>
-        <w:bidi w:val="0"/>
-        <w:adjustRightInd w:val="0"/>
-        <w:snapToGrid/>
-        <w:spacing w:after="0" w:line="240" w:lineRule="auto"/>
-        <w:ind w:firstLine="300" w:firstLineChars="125"/>
-        <w:textAlignment w:val="auto"/>
-        <w:rPr>
-          <w:rFonts w:hint="default" w:ascii="Times New Roman" w:hAnsi="Times New Roman" w:cs="Times New Roman"/>
-          <w:color w:val="262626"/>
-          <w:sz w:val="24"/>
-          <w:szCs w:val="24"/>
-        </w:rPr>
-      </w:pPr>
-      <w:r>
-        <w:rPr>
-          <w:rFonts w:hint="default" w:ascii="Times New Roman" w:hAnsi="Times New Roman" w:cs="Times New Roman"/>
-          <w:color w:val="262626"/>
-          <w:sz w:val="24"/>
-          <w:szCs w:val="24"/>
-        </w:rPr>
-        <w:t xml:space="preserve">    }</w:t>
-      </w:r>
-    </w:p>
-    <w:p>
-      <w:pPr>
-        <w:keepNext w:val="0"/>
-        <w:keepLines w:val="0"/>
-        <w:pageBreakBefore w:val="0"/>
-        <w:widowControl/>
-        <w:kinsoku/>
-        <w:wordWrap/>
-        <w:overflowPunct/>
-        <w:topLinePunct w:val="0"/>
-        <w:autoSpaceDE w:val="0"/>
-        <w:autoSpaceDN w:val="0"/>
-        <w:bidi w:val="0"/>
-        <w:adjustRightInd w:val="0"/>
-        <w:snapToGrid/>
-        <w:spacing w:after="0" w:line="240" w:lineRule="auto"/>
-        <w:ind w:firstLine="300" w:firstLineChars="125"/>
-        <w:textAlignment w:val="auto"/>
-        <w:rPr>
-          <w:rFonts w:hint="default" w:ascii="Times New Roman" w:hAnsi="Times New Roman" w:cs="Times New Roman"/>
-          <w:color w:val="262626"/>
-          <w:sz w:val="24"/>
-          <w:szCs w:val="24"/>
-        </w:rPr>
-      </w:pPr>
-    </w:p>
-    <w:p>
-      <w:pPr>
-        <w:keepNext w:val="0"/>
-        <w:keepLines w:val="0"/>
-        <w:pageBreakBefore w:val="0"/>
-        <w:widowControl/>
-        <w:kinsoku/>
-        <w:wordWrap/>
-        <w:overflowPunct/>
-        <w:topLinePunct w:val="0"/>
-        <w:autoSpaceDE w:val="0"/>
-        <w:autoSpaceDN w:val="0"/>
-        <w:bidi w:val="0"/>
-        <w:adjustRightInd w:val="0"/>
-        <w:snapToGrid/>
-        <w:spacing w:after="0" w:line="240" w:lineRule="auto"/>
-        <w:ind w:firstLine="300" w:firstLineChars="125"/>
-        <w:textAlignment w:val="auto"/>
-        <w:rPr>
-          <w:rFonts w:hint="default" w:ascii="Times New Roman" w:hAnsi="Times New Roman" w:cs="Times New Roman"/>
-          <w:color w:val="262626"/>
-          <w:sz w:val="24"/>
-          <w:szCs w:val="24"/>
-        </w:rPr>
-      </w:pPr>
-      <w:r>
-        <w:rPr>
-          <w:rFonts w:hint="default" w:ascii="Times New Roman" w:hAnsi="Times New Roman" w:cs="Times New Roman"/>
-          <w:color w:val="262626"/>
-          <w:sz w:val="24"/>
-          <w:szCs w:val="24"/>
-        </w:rPr>
-        <w:t xml:space="preserve">    public bool CanExecute(object parameter) =&gt; _canExecute == null || _canExecute(parameter);</w:t>
-      </w:r>
-    </w:p>
-    <w:p>
-      <w:pPr>
-        <w:keepNext w:val="0"/>
-        <w:keepLines w:val="0"/>
-        <w:pageBreakBefore w:val="0"/>
-        <w:widowControl/>
-        <w:kinsoku/>
-        <w:wordWrap/>
-        <w:overflowPunct/>
-        <w:topLinePunct w:val="0"/>
-        <w:autoSpaceDE w:val="0"/>
-        <w:autoSpaceDN w:val="0"/>
-        <w:bidi w:val="0"/>
-        <w:adjustRightInd w:val="0"/>
-        <w:snapToGrid/>
-        <w:spacing w:after="0" w:line="240" w:lineRule="auto"/>
-        <w:ind w:firstLine="300" w:firstLineChars="125"/>
-        <w:textAlignment w:val="auto"/>
-        <w:rPr>
-          <w:rFonts w:hint="default" w:ascii="Times New Roman" w:hAnsi="Times New Roman" w:cs="Times New Roman"/>
-          <w:color w:val="262626"/>
-          <w:sz w:val="24"/>
-          <w:szCs w:val="24"/>
-        </w:rPr>
-      </w:pPr>
-      <w:r>
-        <w:rPr>
-          <w:rFonts w:hint="default" w:ascii="Times New Roman" w:hAnsi="Times New Roman" w:cs="Times New Roman"/>
-          <w:color w:val="262626"/>
-          <w:sz w:val="24"/>
-          <w:szCs w:val="24"/>
-        </w:rPr>
-        <w:t xml:space="preserve">    public void Execute(object parameter) =&gt; _execute(parameter);</w:t>
-      </w:r>
-    </w:p>
-    <w:p>
-      <w:pPr>
-        <w:keepNext w:val="0"/>
-        <w:keepLines w:val="0"/>
-        <w:pageBreakBefore w:val="0"/>
-        <w:widowControl/>
-        <w:kinsoku/>
-        <w:wordWrap/>
-        <w:overflowPunct/>
-        <w:topLinePunct w:val="0"/>
-        <w:autoSpaceDE w:val="0"/>
-        <w:autoSpaceDN w:val="0"/>
-        <w:bidi w:val="0"/>
-        <w:adjustRightInd w:val="0"/>
-        <w:snapToGrid/>
-        <w:spacing w:after="0" w:line="240" w:lineRule="auto"/>
-        <w:ind w:firstLine="300" w:firstLineChars="125"/>
-        <w:textAlignment w:val="auto"/>
-        <w:rPr>
-          <w:rFonts w:hint="default" w:ascii="Times New Roman" w:hAnsi="Times New Roman" w:cs="Times New Roman"/>
-          <w:color w:val="262626"/>
-          <w:sz w:val="24"/>
-          <w:szCs w:val="24"/>
-        </w:rPr>
-      </w:pPr>
-      <w:r>
-        <w:rPr>
-          <w:rFonts w:hint="default" w:ascii="Times New Roman" w:hAnsi="Times New Roman" w:cs="Times New Roman"/>
-          <w:color w:val="262626"/>
-          <w:sz w:val="24"/>
-          <w:szCs w:val="24"/>
-        </w:rPr>
-        <w:t xml:space="preserve">    public event EventHandler CanExecuteChanged</w:t>
-      </w:r>
-    </w:p>
-    <w:p>
-      <w:pPr>
-        <w:keepNext w:val="0"/>
-        <w:keepLines w:val="0"/>
-        <w:pageBreakBefore w:val="0"/>
-        <w:widowControl/>
-        <w:kinsoku/>
-        <w:wordWrap/>
-        <w:overflowPunct/>
-        <w:topLinePunct w:val="0"/>
-        <w:autoSpaceDE w:val="0"/>
-        <w:autoSpaceDN w:val="0"/>
-        <w:bidi w:val="0"/>
-        <w:adjustRightInd w:val="0"/>
-        <w:snapToGrid/>
-        <w:spacing w:after="0" w:line="240" w:lineRule="auto"/>
-        <w:ind w:firstLine="300" w:firstLineChars="125"/>
-        <w:textAlignment w:val="auto"/>
-        <w:rPr>
-          <w:rFonts w:hint="default" w:ascii="Times New Roman" w:hAnsi="Times New Roman" w:cs="Times New Roman"/>
-          <w:color w:val="262626"/>
-          <w:sz w:val="24"/>
-          <w:szCs w:val="24"/>
-        </w:rPr>
-      </w:pPr>
-    </w:p>
-    <w:p>
-      <w:pPr>
-        <w:keepNext w:val="0"/>
-        <w:keepLines w:val="0"/>
-        <w:pageBreakBefore w:val="0"/>
-        <w:widowControl/>
-        <w:kinsoku/>
-        <w:wordWrap/>
-        <w:overflowPunct/>
-        <w:topLinePunct w:val="0"/>
-        <w:autoSpaceDE w:val="0"/>
-        <w:autoSpaceDN w:val="0"/>
-        <w:bidi w:val="0"/>
-        <w:adjustRightInd w:val="0"/>
-        <w:snapToGrid/>
-        <w:spacing w:after="0" w:line="240" w:lineRule="auto"/>
-        <w:ind w:firstLine="300" w:firstLineChars="125"/>
-        <w:textAlignment w:val="auto"/>
-        <w:rPr>
-          <w:rFonts w:hint="default" w:ascii="Times New Roman" w:hAnsi="Times New Roman" w:cs="Times New Roman"/>
-          <w:color w:val="262626"/>
-          <w:sz w:val="24"/>
-          <w:szCs w:val="24"/>
-        </w:rPr>
-      </w:pPr>
-    </w:p>
-    <w:p>
-      <w:pPr>
-        <w:keepNext w:val="0"/>
-        <w:keepLines w:val="0"/>
-        <w:pageBreakBefore w:val="0"/>
-        <w:widowControl/>
-        <w:kinsoku/>
-        <w:wordWrap/>
-        <w:overflowPunct/>
-        <w:topLinePunct w:val="0"/>
-        <w:autoSpaceDE w:val="0"/>
-        <w:autoSpaceDN w:val="0"/>
-        <w:bidi w:val="0"/>
-        <w:adjustRightInd w:val="0"/>
-        <w:snapToGrid/>
-        <w:spacing w:after="0" w:line="240" w:lineRule="auto"/>
-        <w:textAlignment w:val="auto"/>
-        <w:rPr>
-          <w:rFonts w:hint="default" w:ascii="Times New Roman" w:hAnsi="Times New Roman" w:cs="Times New Roman"/>
-          <w:color w:val="262626"/>
-          <w:sz w:val="24"/>
-          <w:szCs w:val="24"/>
-        </w:rPr>
-      </w:pPr>
-    </w:p>
-    <w:p>
-      <w:pPr>
-        <w:keepNext w:val="0"/>
-        <w:keepLines w:val="0"/>
-        <w:pageBreakBefore w:val="0"/>
-        <w:widowControl/>
-        <w:kinsoku/>
-        <w:wordWrap/>
-        <w:overflowPunct/>
-        <w:topLinePunct w:val="0"/>
-        <w:autoSpaceDE w:val="0"/>
-        <w:autoSpaceDN w:val="0"/>
-        <w:bidi w:val="0"/>
-        <w:adjustRightInd w:val="0"/>
-        <w:snapToGrid/>
-        <w:spacing w:after="0" w:line="240" w:lineRule="auto"/>
-        <w:textAlignment w:val="auto"/>
-        <w:rPr>
-          <w:rFonts w:hint="default" w:ascii="Times New Roman" w:hAnsi="Times New Roman" w:cs="Times New Roman"/>
-          <w:color w:val="262626"/>
-          <w:sz w:val="24"/>
-          <w:szCs w:val="24"/>
-        </w:rPr>
-      </w:pPr>
-      <w:bookmarkStart w:id="0" w:name="_GoBack"/>
-      <w:bookmarkEnd w:id="0"/>
-    </w:p>
-    <w:p>
-      <w:pPr>
-        <w:keepNext w:val="0"/>
-        <w:keepLines w:val="0"/>
-        <w:pageBreakBefore w:val="0"/>
-        <w:widowControl/>
-        <w:kinsoku/>
-        <w:wordWrap/>
-        <w:overflowPunct/>
-        <w:topLinePunct w:val="0"/>
-        <w:autoSpaceDE w:val="0"/>
-        <w:autoSpaceDN w:val="0"/>
-        <w:bidi w:val="0"/>
-        <w:adjustRightInd w:val="0"/>
-        <w:snapToGrid/>
-        <w:spacing w:after="0" w:line="240" w:lineRule="auto"/>
-        <w:ind w:firstLine="300" w:firstLineChars="125"/>
-        <w:textAlignment w:val="auto"/>
-        <w:rPr>
-          <w:rFonts w:hint="default" w:ascii="Times New Roman" w:hAnsi="Times New Roman" w:cs="Times New Roman"/>
-          <w:color w:val="262626"/>
-          <w:sz w:val="24"/>
-          <w:szCs w:val="24"/>
-        </w:rPr>
-      </w:pPr>
-      <w:r>
-        <w:rPr>
-          <w:rFonts w:hint="default" w:ascii="Times New Roman" w:hAnsi="Times New Roman" w:cs="Times New Roman"/>
-          <w:color w:val="262626"/>
-          <w:sz w:val="24"/>
-          <w:szCs w:val="24"/>
-        </w:rPr>
-        <w:t xml:space="preserve">    {</w:t>
-      </w:r>
-    </w:p>
-    <w:p>
-      <w:pPr>
-        <w:keepNext w:val="0"/>
-        <w:keepLines w:val="0"/>
-        <w:pageBreakBefore w:val="0"/>
-        <w:widowControl/>
-        <w:kinsoku/>
-        <w:wordWrap/>
-        <w:overflowPunct/>
-        <w:topLinePunct w:val="0"/>
-        <w:autoSpaceDE w:val="0"/>
-        <w:autoSpaceDN w:val="0"/>
-        <w:bidi w:val="0"/>
-        <w:adjustRightInd w:val="0"/>
-        <w:snapToGrid/>
-        <w:spacing w:after="0" w:line="240" w:lineRule="auto"/>
-        <w:ind w:firstLine="300" w:firstLineChars="125"/>
-        <w:textAlignment w:val="auto"/>
-        <w:rPr>
-          <w:rFonts w:hint="default" w:ascii="Times New Roman" w:hAnsi="Times New Roman" w:cs="Times New Roman"/>
-          <w:color w:val="262626"/>
-          <w:sz w:val="24"/>
-          <w:szCs w:val="24"/>
-        </w:rPr>
-      </w:pPr>
-      <w:r>
-        <w:rPr>
-          <w:rFonts w:hint="default" w:ascii="Times New Roman" w:hAnsi="Times New Roman" w:cs="Times New Roman"/>
-          <w:color w:val="262626"/>
-          <w:sz w:val="24"/>
-          <w:szCs w:val="24"/>
-        </w:rPr>
-        <w:t xml:space="preserve">        add =&gt; CommandManager.RequerySuggested += value;</w:t>
-      </w:r>
-    </w:p>
-    <w:p>
-      <w:pPr>
-        <w:keepNext w:val="0"/>
-        <w:keepLines w:val="0"/>
-        <w:pageBreakBefore w:val="0"/>
-        <w:widowControl/>
-        <w:kinsoku/>
-        <w:wordWrap/>
-        <w:overflowPunct/>
-        <w:topLinePunct w:val="0"/>
-        <w:autoSpaceDE w:val="0"/>
-        <w:autoSpaceDN w:val="0"/>
-        <w:bidi w:val="0"/>
-        <w:adjustRightInd w:val="0"/>
-        <w:snapToGrid/>
-        <w:spacing w:after="0" w:line="240" w:lineRule="auto"/>
-        <w:ind w:firstLine="300" w:firstLineChars="125"/>
-        <w:textAlignment w:val="auto"/>
-        <w:rPr>
-          <w:rFonts w:hint="default" w:ascii="Times New Roman" w:hAnsi="Times New Roman" w:cs="Times New Roman"/>
-          <w:color w:val="262626"/>
-          <w:sz w:val="24"/>
-          <w:szCs w:val="24"/>
-        </w:rPr>
-      </w:pPr>
-      <w:r>
-        <w:rPr>
-          <w:rFonts w:hint="default" w:ascii="Times New Roman" w:hAnsi="Times New Roman" w:cs="Times New Roman"/>
-          <w:color w:val="262626"/>
-          <w:sz w:val="24"/>
-          <w:szCs w:val="24"/>
-        </w:rPr>
-        <w:t xml:space="preserve">        remove =&gt; CommandManager.RequerySuggested -= value;</w:t>
-      </w:r>
-    </w:p>
-    <w:p>
-      <w:pPr>
-        <w:keepNext w:val="0"/>
-        <w:keepLines w:val="0"/>
-        <w:pageBreakBefore w:val="0"/>
-        <w:widowControl/>
-        <w:kinsoku/>
-        <w:wordWrap/>
-        <w:overflowPunct/>
-        <w:topLinePunct w:val="0"/>
-        <w:autoSpaceDE w:val="0"/>
-        <w:autoSpaceDN w:val="0"/>
-        <w:bidi w:val="0"/>
-        <w:adjustRightInd w:val="0"/>
-        <w:snapToGrid/>
-        <w:spacing w:after="0" w:line="240" w:lineRule="auto"/>
-        <w:ind w:firstLine="300" w:firstLineChars="125"/>
-        <w:textAlignment w:val="auto"/>
-        <w:rPr>
-          <w:rFonts w:hint="default" w:ascii="Times New Roman" w:hAnsi="Times New Roman" w:cs="Times New Roman"/>
-          <w:color w:val="262626"/>
-          <w:sz w:val="24"/>
-          <w:szCs w:val="24"/>
-        </w:rPr>
-      </w:pPr>
-      <w:r>
-        <w:rPr>
-          <w:rFonts w:hint="default" w:ascii="Times New Roman" w:hAnsi="Times New Roman" w:cs="Times New Roman"/>
-          <w:color w:val="262626"/>
-          <w:sz w:val="24"/>
-          <w:szCs w:val="24"/>
-        </w:rPr>
-        <w:t xml:space="preserve">    }</w:t>
-      </w:r>
-    </w:p>
-    <w:p>
-      <w:pPr>
-        <w:keepNext w:val="0"/>
-        <w:keepLines w:val="0"/>
-        <w:pageBreakBefore w:val="0"/>
-        <w:widowControl/>
-        <w:kinsoku/>
-        <w:wordWrap/>
-        <w:overflowPunct/>
-        <w:topLinePunct w:val="0"/>
-        <w:autoSpaceDE w:val="0"/>
-        <w:autoSpaceDN w:val="0"/>
-        <w:bidi w:val="0"/>
-        <w:adjustRightInd w:val="0"/>
-        <w:snapToGrid/>
-        <w:spacing w:after="0" w:line="240" w:lineRule="auto"/>
-        <w:ind w:firstLine="300" w:firstLineChars="125"/>
-        <w:textAlignment w:val="auto"/>
-        <w:rPr>
-          <w:rFonts w:hint="default" w:ascii="Times New Roman" w:hAnsi="Times New Roman" w:cs="Times New Roman"/>
-          <w:color w:val="262626"/>
-          <w:sz w:val="24"/>
-          <w:szCs w:val="24"/>
-        </w:rPr>
-      </w:pPr>
-      <w:r>
-        <w:rPr>
-          <w:rFonts w:hint="default" w:ascii="Times New Roman" w:hAnsi="Times New Roman" w:cs="Times New Roman"/>
-          <w:color w:val="262626"/>
-          <w:sz w:val="24"/>
-          <w:szCs w:val="24"/>
-        </w:rPr>
-        <w:t>}</w:t>
-      </w:r>
-    </w:p>
-    <w:p>
-      <w:pPr>
-        <w:spacing w:after="0" w:line="240" w:lineRule="auto"/>
-        <w:rPr>
-          <w:rFonts w:ascii="Times New Roman" w:hAnsi="Times New Roman"/>
-          <w:sz w:val="28"/>
-          <w:szCs w:val="28"/>
-        </w:rPr>
-      </w:pPr>
-      <w:r>
-        <w:rPr>
-          <w:rFonts w:ascii="Times New Roman" w:hAnsi="Times New Roman"/>
-          <w:sz w:val="28"/>
-          <w:szCs w:val="28"/>
-        </w:rPr>
-        <w:t>Таблица 13.1 – Входные и выходные данные</w:t>
-      </w:r>
-    </w:p>
-    <w:tbl>
-      <w:tblPr>
-        <w:tblStyle w:val="26"/>
-        <w:tblW w:w="0" w:type="auto"/>
-        <w:tblInd w:w="0" w:type="dxa"/>
-        <w:tblBorders>
-          <w:top w:val="single" w:color="auto" w:sz="4" w:space="0"/>
-          <w:left w:val="single" w:color="auto" w:sz="4" w:space="0"/>
-          <w:bottom w:val="single" w:color="auto" w:sz="4" w:space="0"/>
-          <w:right w:val="single" w:color="auto" w:sz="4" w:space="0"/>
-          <w:insideH w:val="single" w:color="auto" w:sz="4" w:space="0"/>
-          <w:insideV w:val="single" w:color="auto" w:sz="4" w:space="0"/>
-        </w:tblBorders>
-        <w:tblLayout w:type="autofit"/>
-        <w:tblCellMar>
-          <w:top w:w="0" w:type="dxa"/>
-          <w:left w:w="108" w:type="dxa"/>
-          <w:bottom w:w="0" w:type="dxa"/>
-          <w:right w:w="108" w:type="dxa"/>
-        </w:tblCellMar>
-      </w:tblPr>
-      <w:tblGrid>
-        <w:gridCol w:w="3397"/>
-        <w:gridCol w:w="6514"/>
-      </w:tblGrid>
-      <w:tr>
-        <w:tblPrEx>
-          <w:tblBorders>
-            <w:top w:val="single" w:color="auto" w:sz="4" w:space="0"/>
-            <w:left w:val="single" w:color="auto" w:sz="4" w:space="0"/>
-            <w:bottom w:val="single" w:color="auto" w:sz="4" w:space="0"/>
-            <w:right w:val="single" w:color="auto" w:sz="4" w:space="0"/>
-            <w:insideH w:val="single" w:color="auto" w:sz="4" w:space="0"/>
-            <w:insideV w:val="single" w:color="auto" w:sz="4" w:space="0"/>
-          </w:tblBorders>
-          <w:tblCellMar>
-            <w:top w:w="0" w:type="dxa"/>
-            <w:left w:w="108" w:type="dxa"/>
-            <w:bottom w:w="0" w:type="dxa"/>
-            <w:right w:w="108" w:type="dxa"/>
-          </w:tblCellMar>
-        </w:tblPrEx>
-        <w:trPr>
-          <w:trHeight w:val="319" w:hRule="atLeast"/>
-        </w:trPr>
-        <w:tc>
-          <w:tcPr>
-            <w:tcW w:w="3397" w:type="dxa"/>
-          </w:tcPr>
-          <w:p>
-            <w:pPr>
-              <w:spacing w:after="0" w:line="240" w:lineRule="auto"/>
-              <w:rPr>
-                <w:rFonts w:ascii="Times New Roman" w:hAnsi="Times New Roman"/>
-                <w:sz w:val="28"/>
-                <w:szCs w:val="28"/>
-              </w:rPr>
-            </w:pPr>
-            <w:r>
-              <w:rPr>
-                <w:rFonts w:ascii="Times New Roman" w:hAnsi="Times New Roman"/>
-                <w:sz w:val="28"/>
-                <w:szCs w:val="28"/>
-              </w:rPr>
-              <w:t>Входные данные</w:t>
-            </w:r>
-          </w:p>
-        </w:tc>
-        <w:tc>
-          <w:tcPr>
-            <w:tcW w:w="6514" w:type="dxa"/>
-          </w:tcPr>
-          <w:p>
-            <w:pPr>
-              <w:spacing w:after="0" w:line="240" w:lineRule="auto"/>
-              <w:rPr>
-                <w:rFonts w:ascii="Times New Roman" w:hAnsi="Times New Roman"/>
-                <w:sz w:val="28"/>
-                <w:szCs w:val="28"/>
-              </w:rPr>
-            </w:pPr>
-            <w:r>
-              <w:rPr>
-                <w:rFonts w:ascii="Times New Roman" w:hAnsi="Times New Roman"/>
-                <w:sz w:val="28"/>
-                <w:szCs w:val="28"/>
-              </w:rPr>
-              <w:t>Выходные данные</w:t>
-            </w:r>
-          </w:p>
-        </w:tc>
-      </w:tr>
-      <w:tr>
-        <w:tblPrEx>
-          <w:tblBorders>
-            <w:top w:val="single" w:color="auto" w:sz="4" w:space="0"/>
-            <w:left w:val="single" w:color="auto" w:sz="4" w:space="0"/>
-            <w:bottom w:val="single" w:color="auto" w:sz="4" w:space="0"/>
-            <w:right w:val="single" w:color="auto" w:sz="4" w:space="0"/>
-            <w:insideH w:val="single" w:color="auto" w:sz="4" w:space="0"/>
-            <w:insideV w:val="single" w:color="auto" w:sz="4" w:space="0"/>
-          </w:tblBorders>
-          <w:tblCellMar>
-            <w:top w:w="0" w:type="dxa"/>
-            <w:left w:w="108" w:type="dxa"/>
-            <w:bottom w:w="0" w:type="dxa"/>
-            <w:right w:w="108" w:type="dxa"/>
-          </w:tblCellMar>
-        </w:tblPrEx>
-        <w:trPr>
-          <w:trHeight w:val="255" w:hRule="atLeast"/>
-        </w:trPr>
-        <w:tc>
-          <w:tcPr>
-            <w:tcW w:w="3397" w:type="dxa"/>
-          </w:tcPr>
-          <w:p>
-            <w:pPr>
-              <w:spacing w:after="0" w:line="240" w:lineRule="auto"/>
-              <w:rPr>
-                <w:rFonts w:ascii="Times New Roman" w:hAnsi="Times New Roman"/>
-                <w:sz w:val="28"/>
-                <w:szCs w:val="28"/>
-              </w:rPr>
-            </w:pPr>
-          </w:p>
-        </w:tc>
-        <w:tc>
-          <w:tcPr>
-            <w:tcW w:w="6514" w:type="dxa"/>
-          </w:tcPr>
-          <w:p>
-            <w:pPr>
-              <w:spacing w:after="0" w:line="240" w:lineRule="auto"/>
-              <w:rPr>
-                <w:rFonts w:hint="default" w:ascii="Times New Roman" w:hAnsi="Times New Roman"/>
-                <w:sz w:val="28"/>
-                <w:szCs w:val="28"/>
-                <w:lang w:val="ru-RU"/>
-              </w:rPr>
-            </w:pPr>
-            <w:r>
-              <w:rPr>
-                <w:rFonts w:ascii="Times New Roman" w:hAnsi="Times New Roman"/>
-                <w:sz w:val="28"/>
-                <w:szCs w:val="28"/>
-                <w:lang w:val="ru-RU"/>
-              </w:rPr>
-              <w:t>Дата</w:t>
-            </w:r>
-            <w:r>
-              <w:rPr>
-                <w:rFonts w:hint="default" w:ascii="Times New Roman" w:hAnsi="Times New Roman"/>
-                <w:sz w:val="28"/>
-                <w:szCs w:val="28"/>
-                <w:lang w:val="ru-RU"/>
-              </w:rPr>
-              <w:t xml:space="preserve"> 06.04.2026. Тип </w:t>
-            </w:r>
-            <w:r>
-              <w:rPr>
-                <w:rFonts w:hint="default" w:ascii="Times New Roman" w:hAnsi="Times New Roman"/>
-                <w:sz w:val="28"/>
-                <w:szCs w:val="28"/>
-                <w:lang w:val="en-US"/>
-              </w:rPr>
-              <w:t xml:space="preserve">/ </w:t>
-            </w:r>
-            <w:r>
-              <w:rPr>
-                <w:rFonts w:hint="default" w:ascii="Times New Roman" w:hAnsi="Times New Roman"/>
-                <w:sz w:val="28"/>
-                <w:szCs w:val="28"/>
-                <w:lang w:val="ru-RU"/>
-              </w:rPr>
-              <w:t>Категория Доход. Сумма 1,233,00</w:t>
-            </w:r>
-          </w:p>
-          <w:p>
-            <w:pPr>
-              <w:spacing w:after="0" w:line="240" w:lineRule="auto"/>
-              <w:rPr>
-                <w:rFonts w:hint="default" w:ascii="Times New Roman" w:hAnsi="Times New Roman"/>
-                <w:sz w:val="28"/>
-                <w:szCs w:val="28"/>
-                <w:lang w:val="ru-RU"/>
-              </w:rPr>
-            </w:pPr>
-            <w:r>
-              <w:rPr>
-                <w:rFonts w:ascii="Times New Roman" w:hAnsi="Times New Roman"/>
-                <w:sz w:val="28"/>
-                <w:szCs w:val="28"/>
-                <w:lang w:val="ru-RU"/>
-              </w:rPr>
-              <w:t>Дата</w:t>
-            </w:r>
-            <w:r>
-              <w:rPr>
-                <w:rFonts w:hint="default" w:ascii="Times New Roman" w:hAnsi="Times New Roman"/>
-                <w:sz w:val="28"/>
-                <w:szCs w:val="28"/>
-                <w:lang w:val="ru-RU"/>
-              </w:rPr>
-              <w:t xml:space="preserve"> 06.04.2026. Тип </w:t>
-            </w:r>
-            <w:r>
-              <w:rPr>
-                <w:rFonts w:hint="default" w:ascii="Times New Roman" w:hAnsi="Times New Roman"/>
-                <w:sz w:val="28"/>
-                <w:szCs w:val="28"/>
-                <w:lang w:val="en-US"/>
-              </w:rPr>
-              <w:t xml:space="preserve">/ </w:t>
-            </w:r>
-            <w:r>
-              <w:rPr>
-                <w:rFonts w:hint="default" w:ascii="Times New Roman" w:hAnsi="Times New Roman"/>
-                <w:sz w:val="28"/>
-                <w:szCs w:val="28"/>
-                <w:lang w:val="ru-RU"/>
-              </w:rPr>
-              <w:t>Категория Расход. Сумма 1,212,00</w:t>
-            </w:r>
-          </w:p>
-        </w:tc>
-      </w:tr>
-    </w:tbl>
+        </w:rPr>
+        <w:t>Анализ результатов:</w:t>
+      </w:r>
+    </w:p>
     <w:p>
       <w:pPr>
         <w:autoSpaceDE w:val="0"/>
         <w:autoSpaceDN w:val="0"/>
         <w:adjustRightInd w:val="0"/>
         <w:spacing w:after="0" w:line="240" w:lineRule="auto"/>
+        <w:jc w:val="center"/>
         <w:rPr>
           <w:rFonts w:ascii="Menlo" w:hAnsi="Menlo" w:cs="Menlo"/>
           <w:color w:val="262626"/>
-          <w:sz w:val="24"/>
-          <w:szCs w:val="24"/>
-        </w:rPr>
-      </w:pPr>
-    </w:p>
-    <w:p>
-      <w:pPr>
-        <w:spacing w:after="0" w:line="240" w:lineRule="auto"/>
-        <w:ind w:firstLine="567"/>
-        <w:rPr>
-          <w:rFonts w:ascii="Times New Roman" w:hAnsi="Times New Roman"/>
-          <w:sz w:val="28"/>
-          <w:szCs w:val="28"/>
-          <w:lang w:val="en-US"/>
-        </w:rPr>
-      </w:pPr>
-      <w:r>
-        <w:rPr>
-          <w:rFonts w:ascii="Times New Roman" w:hAnsi="Times New Roman"/>
-          <w:sz w:val="28"/>
-          <w:szCs w:val="28"/>
-        </w:rPr>
-        <w:t>Анализ</w:t>
-      </w:r>
-      <w:r>
-        <w:rPr>
-          <w:rFonts w:ascii="Times New Roman" w:hAnsi="Times New Roman"/>
-          <w:sz w:val="28"/>
-          <w:szCs w:val="28"/>
-          <w:lang w:val="en-US"/>
-        </w:rPr>
-        <w:t xml:space="preserve"> </w:t>
-      </w:r>
-      <w:r>
-        <w:rPr>
-          <w:rFonts w:ascii="Times New Roman" w:hAnsi="Times New Roman"/>
-          <w:sz w:val="28"/>
-          <w:szCs w:val="28"/>
-        </w:rPr>
-        <w:t>результатов</w:t>
-      </w:r>
-      <w:r>
-        <w:rPr>
-          <w:rFonts w:ascii="Times New Roman" w:hAnsi="Times New Roman"/>
-          <w:sz w:val="28"/>
-          <w:szCs w:val="28"/>
-          <w:lang w:val="en-US"/>
-        </w:rPr>
-        <w:t>:</w:t>
-      </w:r>
-    </w:p>
-    <w:p>
-      <w:pPr>
-        <w:spacing w:after="0" w:line="240" w:lineRule="auto"/>
-        <w:ind w:firstLine="567"/>
-        <w:jc w:val="center"/>
-        <w:rPr>
-          <w:rFonts w:ascii="Times New Roman" w:hAnsi="Times New Roman"/>
-          <w:sz w:val="28"/>
-          <w:szCs w:val="28"/>
-          <w:lang w:val="en-US"/>
+          <w:sz w:val="14"/>
+          <w:szCs w:val="14"/>
         </w:rPr>
       </w:pPr>
       <w:r>
         <w:drawing>
           <wp:inline distT="0" distB="0" distL="114300" distR="114300">
-            <wp:extent cx="5130800" cy="2909570"/>
-            <wp:effectExtent l="0" t="0" r="12700" b="5080"/>
+            <wp:extent cx="1612900" cy="1083945"/>
+            <wp:effectExtent l="0" t="0" r="6350" b="1905"/>
             <wp:docPr id="66" name="Изображение 2"/>
             <wp:cNvGraphicFramePr>
               <a:graphicFrameLocks xmlns:a="http://schemas.openxmlformats.org/drawingml/2006/main" noChangeAspect="1"/>
@@ -1336,7 +2088,7 @@
                     </pic:cNvPicPr>
                   </pic:nvPicPr>
                   <pic:blipFill>
-                    <a:blip r:embed="rId11"/>
+                    <a:blip r:embed="rId12"/>
                     <a:stretch>
                       <a:fillRect/>
                     </a:stretch>
@@ -1344,7 +2096,7 @@
                   <pic:spPr>
                     <a:xfrm>
                       <a:off x="0" y="0"/>
-                      <a:ext cx="5130800" cy="2909570"/>
+                      <a:ext cx="1612900" cy="1083945"/>
                     </a:xfrm>
                     <a:prstGeom prst="rect">
                       <a:avLst/>
@@ -1363,6 +2115,28 @@
     </w:p>
     <w:p>
       <w:pPr>
+        <w:spacing w:after="0" w:line="240" w:lineRule="auto"/>
+        <w:rPr>
+          <w:rFonts w:ascii="Times New Roman" w:hAnsi="Times New Roman"/>
+          <w:sz w:val="28"/>
+          <w:szCs w:val="28"/>
+        </w:rPr>
+      </w:pPr>
+    </w:p>
+    <w:p>
+      <w:pPr>
+        <w:spacing w:after="0" w:line="240" w:lineRule="auto"/>
+        <w:ind w:firstLine="567"/>
+        <w:jc w:val="center"/>
+        <w:rPr>
+          <w:rFonts w:ascii="Times New Roman" w:hAnsi="Times New Roman"/>
+          <w:sz w:val="28"/>
+          <w:szCs w:val="28"/>
+        </w:rPr>
+      </w:pPr>
+    </w:p>
+    <w:p>
+      <w:pPr>
         <w:spacing w:before="240" w:after="0" w:line="360" w:lineRule="auto"/>
         <w:jc w:val="center"/>
         <w:rPr>
@@ -1377,14 +2151,15 @@
           <w:sz w:val="28"/>
           <w:szCs w:val="28"/>
         </w:rPr>
-        <w:t>Рисунок 13.1 – Результат работы программы</w:t>
+        <w:t>Рисунок 17.1 – Результат работы программы</w:t>
       </w:r>
     </w:p>
     <w:sectPr>
-      <w:headerReference r:id="rId5" w:type="first"/>
-      <w:footerReference r:id="rId8" w:type="first"/>
-      <w:footerReference r:id="rId6" w:type="default"/>
-      <w:footerReference r:id="rId7" w:type="even"/>
+      <w:headerReference r:id="rId6" w:type="first"/>
+      <w:footerReference r:id="rId9" w:type="first"/>
+      <w:headerReference r:id="rId5" w:type="default"/>
+      <w:footerReference r:id="rId7" w:type="default"/>
+      <w:footerReference r:id="rId8" w:type="even"/>
       <w:pgSz w:w="11906" w:h="16838"/>
       <w:pgMar w:top="851" w:right="567" w:bottom="1560" w:left="1418" w:header="454" w:footer="397" w:gutter="0"/>
       <w:pgNumType w:start="39"/>
@@ -1629,7 +2404,7 @@
             <wp:anchor distT="0" distB="0" distL="114300" distR="114300" simplePos="0" relativeHeight="251670528" behindDoc="0" locked="0" layoutInCell="1" allowOverlap="1">
               <wp:simplePos x="0" y="0"/>
               <wp:positionH relativeFrom="column">
-                <wp:posOffset>2162810</wp:posOffset>
+                <wp:posOffset>2162175</wp:posOffset>
               </wp:positionH>
               <wp:positionV relativeFrom="paragraph">
                 <wp:posOffset>-6985</wp:posOffset>
@@ -1712,7 +2487,24 @@
                               <w:sz w:val="28"/>
                               <w:szCs w:val="28"/>
                             </w:rPr>
-                            <w:t>.25.</w:t>
+                            <w:t>.2</w:t>
+                          </w:r>
+                          <w:r>
+                            <w:rPr>
+                              <w:rFonts w:hint="default" w:ascii="Times New Roman" w:hAnsi="Times New Roman" w:cs="Times New Roman"/>
+                              <w:sz w:val="28"/>
+                              <w:szCs w:val="28"/>
+                              <w:lang w:val="ru-RU"/>
+                            </w:rPr>
+                            <w:t>6</w:t>
+                          </w:r>
+                          <w:r>
+                            <w:rPr>
+                              <w:rFonts w:hint="default" w:ascii="Times New Roman" w:hAnsi="Times New Roman" w:cs="Times New Roman"/>
+                              <w:sz w:val="28"/>
+                              <w:szCs w:val="28"/>
+                            </w:rPr>
+                            <w:t>.</w:t>
                           </w:r>
                           <w:r>
                             <w:rPr>
@@ -1724,31 +2516,6 @@
                             <w:t>13</w:t>
                           </w:r>
                         </w:p>
-                        <w:p>
-                          <w:pPr>
-                            <w:rPr>
-                              <w:rFonts w:ascii="Times New Roman" w:hAnsi="Times New Roman"/>
-                              <w:sz w:val="32"/>
-                              <w:szCs w:val="32"/>
-                            </w:rPr>
-                          </w:pPr>
-                        </w:p>
-                        <w:p>
-                          <w:pPr>
-                            <w:jc w:val="center"/>
-                            <w:rPr>
-                              <w:i/>
-                              <w:sz w:val="28"/>
-                              <w:szCs w:val="28"/>
-                            </w:rPr>
-                          </w:pPr>
-                        </w:p>
-                        <w:p/>
-                        <w:p/>
-                        <w:p/>
-                        <w:p/>
-                        <w:p/>
-                        <w:p/>
                         <w:p/>
                         <w:p/>
                         <w:p/>
@@ -1765,7 +2532,7 @@
         </mc:Choice>
         <mc:Fallback>
           <w:pict>
-            <v:shape id="Text Box 66" o:spid="_x0000_s1026" o:spt="202" type="#_x0000_t202" style="position:absolute;left:0pt;margin-left:170.3pt;margin-top:-0.55pt;height:37.75pt;width:312.4pt;z-index:251670528;mso-width-relative:page;mso-height-relative:page;" filled="f" stroked="f" coordsize="21600,21600" o:gfxdata="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">
+            <v:shape id="Text Box 66" o:spid="_x0000_s1026" o:spt="202" type="#_x0000_t202" style="position:absolute;left:0pt;margin-left:170.25pt;margin-top:-0.55pt;height:37.75pt;width:312.4pt;z-index:251670528;mso-width-relative:page;mso-height-relative:page;" filled="f" stroked="f" coordsize="21600,21600" o:gfxdata="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">
               <v:fill on="f" focussize="0,0"/>
               <v:stroke on="f"/>
               <v:imagedata o:title=""/>
@@ -1824,7 +2591,24 @@
                         <w:sz w:val="28"/>
                         <w:szCs w:val="28"/>
                       </w:rPr>
-                      <w:t>.25.</w:t>
+                      <w:t>.2</w:t>
+                    </w:r>
+                    <w:r>
+                      <w:rPr>
+                        <w:rFonts w:hint="default" w:ascii="Times New Roman" w:hAnsi="Times New Roman" w:cs="Times New Roman"/>
+                        <w:sz w:val="28"/>
+                        <w:szCs w:val="28"/>
+                        <w:lang w:val="ru-RU"/>
+                      </w:rPr>
+                      <w:t>6</w:t>
+                    </w:r>
+                    <w:r>
+                      <w:rPr>
+                        <w:rFonts w:hint="default" w:ascii="Times New Roman" w:hAnsi="Times New Roman" w:cs="Times New Roman"/>
+                        <w:sz w:val="28"/>
+                        <w:szCs w:val="28"/>
+                      </w:rPr>
+                      <w:t>.</w:t>
                     </w:r>
                     <w:r>
                       <w:rPr>
@@ -1836,31 +2620,6 @@
                       <w:t>13</w:t>
                     </w:r>
                   </w:p>
-                  <w:p>
-                    <w:pPr>
-                      <w:rPr>
-                        <w:rFonts w:ascii="Times New Roman" w:hAnsi="Times New Roman"/>
-                        <w:sz w:val="32"/>
-                        <w:szCs w:val="32"/>
-                      </w:rPr>
-                    </w:pPr>
-                  </w:p>
-                  <w:p>
-                    <w:pPr>
-                      <w:jc w:val="center"/>
-                      <w:rPr>
-                        <w:i/>
-                        <w:sz w:val="28"/>
-                        <w:szCs w:val="28"/>
-                      </w:rPr>
-                    </w:pPr>
-                  </w:p>
-                  <w:p/>
-                  <w:p/>
-                  <w:p/>
-                  <w:p/>
-                  <w:p/>
-                  <w:p/>
                   <w:p/>
                   <w:p/>
                   <w:p/>
@@ -3097,68 +3856,6 @@
         </mc:Fallback>
       </mc:AlternateContent>
     </w:r>
-    <w:r>
-      <mc:AlternateContent>
-        <mc:Choice Requires="wps">
-          <w:drawing>
-            <wp:anchor distT="0" distB="0" distL="114300" distR="114300" simplePos="0" relativeHeight="251659264" behindDoc="0" locked="0" layoutInCell="0" allowOverlap="1">
-              <wp:simplePos x="0" y="0"/>
-              <wp:positionH relativeFrom="page">
-                <wp:posOffset>720090</wp:posOffset>
-              </wp:positionH>
-              <wp:positionV relativeFrom="page">
-                <wp:posOffset>208915</wp:posOffset>
-              </wp:positionV>
-              <wp:extent cx="6659880" cy="10259695"/>
-              <wp:effectExtent l="15240" t="18415" r="11430" b="18415"/>
-              <wp:wrapNone/>
-              <wp:docPr id="46" name="Rectangle 55"/>
-              <wp:cNvGraphicFramePr/>
-              <a:graphic xmlns:a="http://schemas.openxmlformats.org/drawingml/2006/main">
-                <a:graphicData uri="http://schemas.microsoft.com/office/word/2010/wordprocessingShape">
-                  <wps:wsp>
-                    <wps:cNvSpPr>
-                      <a:spLocks noChangeArrowheads="1"/>
-                    </wps:cNvSpPr>
-                    <wps:spPr bwMode="auto">
-                      <a:xfrm>
-                        <a:off x="0" y="0"/>
-                        <a:ext cx="6659880" cy="10259695"/>
-                      </a:xfrm>
-                      <a:prstGeom prst="rect">
-                        <a:avLst/>
-                      </a:prstGeom>
-                      <a:solidFill>
-                        <a:srgbClr val="FFFFFF"/>
-                      </a:solidFill>
-                      <a:ln w="19050">
-                        <a:solidFill>
-                          <a:srgbClr val="000000"/>
-                        </a:solidFill>
-                        <a:miter lim="800000"/>
-                      </a:ln>
-                    </wps:spPr>
-                    <wps:bodyPr rot="0" vert="horz" wrap="square" lIns="91440" tIns="45720" rIns="91440" bIns="45720" anchor="t" anchorCtr="0" upright="1">
-                      <a:noAutofit/>
-                    </wps:bodyPr>
-                  </wps:wsp>
-                </a:graphicData>
-              </a:graphic>
-            </wp:anchor>
-          </w:drawing>
-        </mc:Choice>
-        <mc:Fallback>
-          <w:pict>
-            <v:rect id="Rectangle 55" o:spid="_x0000_s1026" o:spt="1" style="position:absolute;left:0pt;margin-left:56.7pt;margin-top:16.45pt;height:807.85pt;width:524.4pt;mso-position-horizontal-relative:page;mso-position-vertical-relative:page;z-index:251659264;mso-width-relative:page;mso-height-relative:page;" fillcolor="#FFFFFF" filled="t" stroked="t" coordsize="21600,21600" o:allowincell="f" o:gfxdata="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">
-              <v:fill on="t" focussize="0,0"/>
-              <v:stroke weight="1.5pt" color="#000000" miterlimit="8" joinstyle="miter"/>
-              <v:imagedata o:title=""/>
-              <o:lock v:ext="edit" aspectratio="f"/>
-            </v:rect>
-          </w:pict>
-        </mc:Fallback>
-      </mc:AlternateContent>
-    </w:r>
   </w:p>
 </w:ftr>
 </file>
@@ -3472,13 +4169,13 @@
             <wp:anchor distT="0" distB="0" distL="114300" distR="114300" simplePos="0" relativeHeight="251714560" behindDoc="0" locked="0" layoutInCell="1" allowOverlap="1">
               <wp:simplePos x="0" y="0"/>
               <wp:positionH relativeFrom="column">
-                <wp:posOffset>2198370</wp:posOffset>
+                <wp:posOffset>2226945</wp:posOffset>
               </wp:positionH>
               <wp:positionV relativeFrom="paragraph">
-                <wp:posOffset>-487045</wp:posOffset>
+                <wp:posOffset>-406400</wp:posOffset>
               </wp:positionV>
-              <wp:extent cx="2450465" cy="1165225"/>
-              <wp:effectExtent l="0" t="0" r="0" b="0"/>
+              <wp:extent cx="2450465" cy="1045210"/>
+              <wp:effectExtent l="0" t="0" r="635" b="9525"/>
               <wp:wrapNone/>
               <wp:docPr id="40" name="Text Box 102"/>
               <wp:cNvGraphicFramePr/>
@@ -3491,7 +4188,7 @@
                     <wps:spPr bwMode="auto">
                       <a:xfrm>
                         <a:off x="0" y="0"/>
-                        <a:ext cx="2450556" cy="1165225"/>
+                        <a:ext cx="2450556" cy="1045028"/>
                       </a:xfrm>
                       <a:prstGeom prst="rect">
                         <a:avLst/>
@@ -3507,22 +4204,32 @@
                           <w:pPr>
                             <w:jc w:val="center"/>
                             <w:rPr>
-                              <w:rFonts w:hint="default" w:ascii="Times New Roman" w:hAnsi="Times New Roman" w:cs="Times New Roman"/>
+                              <w:rFonts w:hint="default"/>
                               <w:bCs/>
-                              <w:sz w:val="26"/>
-                              <w:szCs w:val="26"/>
+                              <w:sz w:val="21"/>
+                              <w:szCs w:val="21"/>
                               <w:lang w:val="ru-RU"/>
                             </w:rPr>
                           </w:pPr>
                           <w:r>
                             <w:rPr>
-                              <w:rFonts w:hint="default" w:ascii="Times New Roman" w:hAnsi="Times New Roman" w:cs="Times New Roman"/>
+                              <w:rFonts w:ascii="Times New Roman" w:hAnsi="Times New Roman"/>
                               <w:bCs/>
-                              <w:sz w:val="26"/>
-                              <w:szCs w:val="26"/>
+                              <w:sz w:val="28"/>
+                              <w:szCs w:val="28"/>
                               <w:lang w:val="ru-RU"/>
                             </w:rPr>
-                            <w:t>ТЕХНОЛОГИЯ СОЗДАНИЯ ГРАФИЧЕСКОГО ПОЛЬЗОВАТЕЛЬСКОГО ИНТЕРФЕЙСА</w:t>
+                            <w:t>РАБОТА</w:t>
+                          </w:r>
+                          <w:r>
+                            <w:rPr>
+                              <w:rFonts w:hint="default" w:ascii="Times New Roman" w:hAnsi="Times New Roman"/>
+                              <w:bCs/>
+                              <w:sz w:val="28"/>
+                              <w:szCs w:val="28"/>
+                              <w:lang w:val="ru-RU"/>
+                            </w:rPr>
+                            <w:t xml:space="preserve"> С ГРАФИКОЙ.АНИМАЦИЯ</w:t>
                           </w:r>
                         </w:p>
                       </w:txbxContent>
@@ -3538,7 +4245,7 @@
         </mc:Choice>
         <mc:Fallback>
           <w:pict>
-            <v:shape id="Text Box 102" o:spid="_x0000_s1026" o:spt="202" type="#_x0000_t202" style="position:absolute;left:0pt;margin-left:173.1pt;margin-top:-38.35pt;height:91.75pt;width:192.95pt;z-index:251714560;mso-width-relative:page;mso-height-relative:page;" filled="f" stroked="f" coordsize="21600,21600" o:gfxdata="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">
+            <v:shape id="Text Box 102" o:spid="_x0000_s1026" o:spt="202" type="#_x0000_t202" style="position:absolute;left:0pt;margin-left:175.35pt;margin-top:-32pt;height:82.3pt;width:192.95pt;z-index:251714560;mso-width-relative:page;mso-height-relative:page;" filled="f" stroked="f" coordsize="21600,21600" o:gfxdata="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">
               <v:fill on="f" focussize="0,0"/>
               <v:stroke on="f"/>
               <v:imagedata o:title=""/>
@@ -3549,22 +4256,32 @@
                     <w:pPr>
                       <w:jc w:val="center"/>
                       <w:rPr>
-                        <w:rFonts w:hint="default" w:ascii="Times New Roman" w:hAnsi="Times New Roman" w:cs="Times New Roman"/>
+                        <w:rFonts w:hint="default"/>
                         <w:bCs/>
-                        <w:sz w:val="26"/>
-                        <w:szCs w:val="26"/>
+                        <w:sz w:val="21"/>
+                        <w:szCs w:val="21"/>
                         <w:lang w:val="ru-RU"/>
                       </w:rPr>
                     </w:pPr>
                     <w:r>
                       <w:rPr>
-                        <w:rFonts w:hint="default" w:ascii="Times New Roman" w:hAnsi="Times New Roman" w:cs="Times New Roman"/>
+                        <w:rFonts w:ascii="Times New Roman" w:hAnsi="Times New Roman"/>
                         <w:bCs/>
-                        <w:sz w:val="26"/>
-                        <w:szCs w:val="26"/>
+                        <w:sz w:val="28"/>
+                        <w:szCs w:val="28"/>
                         <w:lang w:val="ru-RU"/>
                       </w:rPr>
-                      <w:t>ТЕХНОЛОГИЯ СОЗДАНИЯ ГРАФИЧЕСКОГО ПОЛЬЗОВАТЕЛЬСКОГО ИНТЕРФЕЙСА</w:t>
+                      <w:t>РАБОТА</w:t>
+                    </w:r>
+                    <w:r>
+                      <w:rPr>
+                        <w:rFonts w:hint="default" w:ascii="Times New Roman" w:hAnsi="Times New Roman"/>
+                        <w:bCs/>
+                        <w:sz w:val="28"/>
+                        <w:szCs w:val="28"/>
+                        <w:lang w:val="ru-RU"/>
+                      </w:rPr>
+                      <w:t xml:space="preserve"> С ГРАФИКОЙ.АНИМАЦИЯ</w:t>
                     </w:r>
                   </w:p>
                 </w:txbxContent>
@@ -4019,9 +4736,10 @@
                         <w:p>
                           <w:pPr>
                             <w:rPr>
-                              <w:rFonts w:ascii="Times New Roman" w:hAnsi="Times New Roman"/>
+                              <w:rFonts w:hint="default" w:ascii="Times New Roman" w:hAnsi="Times New Roman"/>
                               <w:sz w:val="16"/>
                               <w:szCs w:val="18"/>
+                              <w:lang w:val="ru-RU"/>
                             </w:rPr>
                           </w:pPr>
                           <w:r>
@@ -4029,10 +4747,21 @@
                               <w:rFonts w:ascii="Times New Roman" w:hAnsi="Times New Roman"/>
                               <w:sz w:val="15"/>
                               <w:szCs w:val="15"/>
+                              <w:lang w:val="ru-RU"/>
                             </w:rPr>
-                            <w:t>Толочко П.С.</w:t>
+                            <w:t>Новик</w:t>
+                          </w:r>
+                          <w:r>
+                            <w:rPr>
+                              <w:rFonts w:hint="default" w:ascii="Times New Roman" w:hAnsi="Times New Roman"/>
+                              <w:sz w:val="15"/>
+                              <w:szCs w:val="15"/>
+                              <w:lang w:val="ru-RU"/>
+                            </w:rPr>
+                            <w:t xml:space="preserve"> А.И.</w:t>
                           </w:r>
                         </w:p>
+                        <w:p/>
                       </w:txbxContent>
                     </wps:txbx>
                     <wps:bodyPr rot="0" vert="horz" wrap="square" lIns="0" tIns="0" rIns="0" bIns="0" anchor="t" anchorCtr="0" upright="1">
@@ -4056,9 +4785,10 @@
                   <w:p>
                     <w:pPr>
                       <w:rPr>
-                        <w:rFonts w:ascii="Times New Roman" w:hAnsi="Times New Roman"/>
+                        <w:rFonts w:hint="default" w:ascii="Times New Roman" w:hAnsi="Times New Roman"/>
                         <w:sz w:val="16"/>
                         <w:szCs w:val="18"/>
+                        <w:lang w:val="ru-RU"/>
                       </w:rPr>
                     </w:pPr>
                     <w:r>
@@ -4066,10 +4796,21 @@
                         <w:rFonts w:ascii="Times New Roman" w:hAnsi="Times New Roman"/>
                         <w:sz w:val="15"/>
                         <w:szCs w:val="15"/>
+                        <w:lang w:val="ru-RU"/>
                       </w:rPr>
-                      <w:t>Толочко П.С.</w:t>
+                      <w:t>Новик</w:t>
+                    </w:r>
+                    <w:r>
+                      <w:rPr>
+                        <w:rFonts w:hint="default" w:ascii="Times New Roman" w:hAnsi="Times New Roman"/>
+                        <w:sz w:val="15"/>
+                        <w:szCs w:val="15"/>
+                        <w:lang w:val="ru-RU"/>
+                      </w:rPr>
+                      <w:t xml:space="preserve"> А.И.</w:t>
                     </w:r>
                   </w:p>
+                  <w:p/>
                 </w:txbxContent>
               </v:textbox>
             </v:shape>
@@ -4119,6 +4860,8 @@
                           <w:pPr>
                             <w:rPr>
                               <w:rFonts w:hint="default" w:ascii="Times New Roman" w:hAnsi="Times New Roman"/>
+                              <w:b w:val="0"/>
+                              <w:bCs w:val="0"/>
                               <w:sz w:val="15"/>
                               <w:szCs w:val="15"/>
                               <w:lang w:val="ru-RU"/>
@@ -4126,21 +4869,14 @@
                           </w:pPr>
                           <w:r>
                             <w:rPr>
-                              <w:rFonts w:ascii="Times New Roman" w:hAnsi="Times New Roman"/>
+                              <w:rFonts w:hint="default" w:ascii="Times New Roman" w:hAnsi="Times New Roman"/>
+                              <w:b w:val="0"/>
+                              <w:bCs w:val="0"/>
                               <w:sz w:val="15"/>
                               <w:szCs w:val="15"/>
                               <w:lang w:val="ru-RU"/>
                             </w:rPr>
-                            <w:t>Дубровский</w:t>
-                          </w:r>
-                          <w:r>
-                            <w:rPr>
-                              <w:rFonts w:hint="default" w:ascii="Times New Roman" w:hAnsi="Times New Roman"/>
-                              <w:sz w:val="15"/>
-                              <w:szCs w:val="15"/>
-                              <w:lang w:val="ru-RU"/>
-                            </w:rPr>
-                            <w:t xml:space="preserve"> Р.В.</w:t>
+                            <w:t>Дубровский Р.В.</w:t>
                           </w:r>
                         </w:p>
                       </w:txbxContent>
@@ -4167,6 +4903,8 @@
                     <w:pPr>
                       <w:rPr>
                         <w:rFonts w:hint="default" w:ascii="Times New Roman" w:hAnsi="Times New Roman"/>
+                        <w:b w:val="0"/>
+                        <w:bCs w:val="0"/>
                         <w:sz w:val="15"/>
                         <w:szCs w:val="15"/>
                         <w:lang w:val="ru-RU"/>
@@ -4174,21 +4912,14 @@
                     </w:pPr>
                     <w:r>
                       <w:rPr>
-                        <w:rFonts w:ascii="Times New Roman" w:hAnsi="Times New Roman"/>
+                        <w:rFonts w:hint="default" w:ascii="Times New Roman" w:hAnsi="Times New Roman"/>
+                        <w:b w:val="0"/>
+                        <w:bCs w:val="0"/>
                         <w:sz w:val="15"/>
                         <w:szCs w:val="15"/>
                         <w:lang w:val="ru-RU"/>
                       </w:rPr>
-                      <w:t>Дубровский</w:t>
-                    </w:r>
-                    <w:r>
-                      <w:rPr>
-                        <w:rFonts w:hint="default" w:ascii="Times New Roman" w:hAnsi="Times New Roman"/>
-                        <w:sz w:val="15"/>
-                        <w:szCs w:val="15"/>
-                        <w:lang w:val="ru-RU"/>
-                      </w:rPr>
-                      <w:t xml:space="preserve"> Р.В.</w:t>
+                      <w:t>Дубровский Р.В.</w:t>
                     </w:r>
                   </w:p>
                 </w:txbxContent>
@@ -5288,7 +6019,24 @@
                               <w:sz w:val="28"/>
                               <w:szCs w:val="28"/>
                             </w:rPr>
-                            <w:t>.25.</w:t>
+                            <w:t>.2</w:t>
+                          </w:r>
+                          <w:r>
+                            <w:rPr>
+                              <w:rFonts w:hint="default" w:ascii="Times New Roman" w:hAnsi="Times New Roman" w:cs="Times New Roman"/>
+                              <w:sz w:val="28"/>
+                              <w:szCs w:val="28"/>
+                              <w:lang w:val="ru-RU"/>
+                            </w:rPr>
+                            <w:t>6</w:t>
+                          </w:r>
+                          <w:r>
+                            <w:rPr>
+                              <w:rFonts w:hint="default" w:ascii="Times New Roman" w:hAnsi="Times New Roman" w:cs="Times New Roman"/>
+                              <w:sz w:val="28"/>
+                              <w:szCs w:val="28"/>
+                            </w:rPr>
+                            <w:t>.</w:t>
                           </w:r>
                           <w:r>
                             <w:rPr>
@@ -5300,31 +6048,6 @@
                             <w:t>13</w:t>
                           </w:r>
                         </w:p>
-                        <w:p>
-                          <w:pPr>
-                            <w:rPr>
-                              <w:rFonts w:ascii="Times New Roman" w:hAnsi="Times New Roman"/>
-                              <w:sz w:val="32"/>
-                              <w:szCs w:val="32"/>
-                            </w:rPr>
-                          </w:pPr>
-                        </w:p>
-                        <w:p>
-                          <w:pPr>
-                            <w:jc w:val="center"/>
-                            <w:rPr>
-                              <w:i/>
-                              <w:sz w:val="28"/>
-                              <w:szCs w:val="28"/>
-                            </w:rPr>
-                          </w:pPr>
-                        </w:p>
-                        <w:p/>
-                        <w:p/>
-                        <w:p/>
-                        <w:p/>
-                        <w:p/>
-                        <w:p/>
                         <w:p/>
                         <w:p/>
                         <w:p/>
@@ -5400,7 +6123,24 @@
                         <w:sz w:val="28"/>
                         <w:szCs w:val="28"/>
                       </w:rPr>
-                      <w:t>.25.</w:t>
+                      <w:t>.2</w:t>
+                    </w:r>
+                    <w:r>
+                      <w:rPr>
+                        <w:rFonts w:hint="default" w:ascii="Times New Roman" w:hAnsi="Times New Roman" w:cs="Times New Roman"/>
+                        <w:sz w:val="28"/>
+                        <w:szCs w:val="28"/>
+                        <w:lang w:val="ru-RU"/>
+                      </w:rPr>
+                      <w:t>6</w:t>
+                    </w:r>
+                    <w:r>
+                      <w:rPr>
+                        <w:rFonts w:hint="default" w:ascii="Times New Roman" w:hAnsi="Times New Roman" w:cs="Times New Roman"/>
+                        <w:sz w:val="28"/>
+                        <w:szCs w:val="28"/>
+                      </w:rPr>
+                      <w:t>.</w:t>
                     </w:r>
                     <w:r>
                       <w:rPr>
@@ -5412,31 +6152,6 @@
                       <w:t>13</w:t>
                     </w:r>
                   </w:p>
-                  <w:p>
-                    <w:pPr>
-                      <w:rPr>
-                        <w:rFonts w:ascii="Times New Roman" w:hAnsi="Times New Roman"/>
-                        <w:sz w:val="32"/>
-                        <w:szCs w:val="32"/>
-                      </w:rPr>
-                    </w:pPr>
-                  </w:p>
-                  <w:p>
-                    <w:pPr>
-                      <w:jc w:val="center"/>
-                      <w:rPr>
-                        <w:i/>
-                        <w:sz w:val="28"/>
-                        <w:szCs w:val="28"/>
-                      </w:rPr>
-                    </w:pPr>
-                  </w:p>
-                  <w:p/>
-                  <w:p/>
-                  <w:p/>
-                  <w:p/>
-                  <w:p/>
-                  <w:p/>
                   <w:p/>
                   <w:p/>
                   <w:p/>
@@ -7238,6 +7953,78 @@
       <w:pStyle w:val="17"/>
     </w:pPr>
     <w:r>
+      <mc:AlternateContent>
+        <mc:Choice Requires="wps">
+          <w:drawing>
+            <wp:anchor distT="0" distB="0" distL="114300" distR="114300" simplePos="0" relativeHeight="251659264" behindDoc="0" locked="0" layoutInCell="0" allowOverlap="1">
+              <wp:simplePos x="0" y="0"/>
+              <wp:positionH relativeFrom="page">
+                <wp:posOffset>766445</wp:posOffset>
+              </wp:positionH>
+              <wp:positionV relativeFrom="page">
+                <wp:posOffset>208915</wp:posOffset>
+              </wp:positionV>
+              <wp:extent cx="6659880" cy="10259695"/>
+              <wp:effectExtent l="15240" t="18415" r="11430" b="18415"/>
+              <wp:wrapNone/>
+              <wp:docPr id="46" name="Rectangle 55"/>
+              <wp:cNvGraphicFramePr/>
+              <a:graphic xmlns:a="http://schemas.openxmlformats.org/drawingml/2006/main">
+                <a:graphicData uri="http://schemas.microsoft.com/office/word/2010/wordprocessingShape">
+                  <wps:wsp>
+                    <wps:cNvSpPr>
+                      <a:spLocks noChangeArrowheads="1"/>
+                    </wps:cNvSpPr>
+                    <wps:spPr bwMode="auto">
+                      <a:xfrm>
+                        <a:off x="0" y="0"/>
+                        <a:ext cx="6659880" cy="10259695"/>
+                      </a:xfrm>
+                      <a:prstGeom prst="rect">
+                        <a:avLst/>
+                      </a:prstGeom>
+                      <a:solidFill>
+                        <a:srgbClr val="FFFFFF"/>
+                      </a:solidFill>
+                      <a:ln w="19050">
+                        <a:solidFill>
+                          <a:srgbClr val="000000"/>
+                        </a:solidFill>
+                        <a:miter lim="800000"/>
+                      </a:ln>
+                    </wps:spPr>
+                    <wps:bodyPr rot="0" vert="horz" wrap="square" lIns="91440" tIns="45720" rIns="91440" bIns="45720" anchor="t" anchorCtr="0" upright="1">
+                      <a:noAutofit/>
+                    </wps:bodyPr>
+                  </wps:wsp>
+                </a:graphicData>
+              </a:graphic>
+            </wp:anchor>
+          </w:drawing>
+        </mc:Choice>
+        <mc:Fallback>
+          <w:pict>
+            <v:rect id="Rectangle 55" o:spid="_x0000_s1026" o:spt="1" style="position:absolute;left:0pt;margin-left:60.35pt;margin-top:16.45pt;height:807.85pt;width:524.4pt;mso-position-horizontal-relative:page;mso-position-vertical-relative:page;z-index:251659264;mso-width-relative:page;mso-height-relative:page;" fillcolor="#FFFFFF" filled="t" stroked="t" coordsize="21600,21600" o:allowincell="f" o:gfxdata="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">
+              <v:fill on="t" focussize="0,0"/>
+              <v:stroke weight="1.5pt" color="#000000" miterlimit="8" joinstyle="miter"/>
+              <v:imagedata o:title=""/>
+              <o:lock v:ext="edit" aspectratio="f"/>
+            </v:rect>
+          </w:pict>
+        </mc:Fallback>
+      </mc:AlternateContent>
+    </w:r>
+  </w:p>
+</w:hdr>
+</file>
+
+<file path=word/header2.xml><?xml version="1.0" encoding="utf-8"?>
+<w:hdr xmlns:wpc="http://schemas.microsoft.com/office/word/2010/wordprocessingCanvas" xmlns:mc="http://schemas.openxmlformats.org/markup-compatibility/2006" xmlns:o="urn:schemas-microsoft-com:office:office" xmlns:r="http://schemas.openxmlformats.org/officeDocument/2006/relationships" xmlns:m="http://schemas.openxmlformats.org/officeDocument/2006/math" xmlns:v="urn:schemas-microsoft-com:vml" xmlns:wp14="http://schemas.microsoft.com/office/word/2010/wordprocessingDrawing" xmlns:wp="http://schemas.openxmlformats.org/drawingml/2006/wordprocessingDrawing" xmlns:w10="urn:schemas-microsoft-com:office:word" xmlns:w="http://schemas.openxmlformats.org/wordprocessingml/2006/main" xmlns:w14="http://schemas.microsoft.com/office/word/2010/wordml" xmlns:w15="http://schemas.microsoft.com/office/word/2012/wordml" xmlns:wpg="http://schemas.microsoft.com/office/word/2010/wordprocessingGroup" xmlns:wpi="http://schemas.microsoft.com/office/word/2010/wordprocessingInk" xmlns:wne="http://schemas.microsoft.com/office/word/2006/wordml" xmlns:wps="http://schemas.microsoft.com/office/word/2010/wordprocessingShape" xmlns:wpsCustomData="http://www.wps.cn/officeDocument/2013/wpsCustomData" mc:Ignorable="w14 w15 wp14">
+  <w:p>
+    <w:pPr>
+      <w:pStyle w:val="17"/>
+    </w:pPr>
+    <w:r>
       <w:rPr>
         <w:rFonts w:ascii="GOST type B" w:hAnsi="GOST type B"/>
       </w:rPr>
@@ -7360,8 +8147,8 @@
     <w:lsdException w:uiPriority="99" w:name="index 7"/>
     <w:lsdException w:uiPriority="99" w:name="index 8"/>
     <w:lsdException w:uiPriority="99" w:name="index 9"/>
-    <w:lsdException w:unhideWhenUsed="0" w:uiPriority="0" w:name="toc 1"/>
-    <w:lsdException w:unhideWhenUsed="0" w:uiPriority="0" w:name="toc 2"/>
+    <w:lsdException w:qFormat="1" w:unhideWhenUsed="0" w:uiPriority="0" w:name="toc 1"/>
+    <w:lsdException w:qFormat="1" w:unhideWhenUsed="0" w:uiPriority="0" w:name="toc 2"/>
     <w:lsdException w:uiPriority="39" w:name="toc 3"/>
     <w:lsdException w:uiPriority="39" w:name="toc 4"/>
     <w:lsdException w:uiPriority="39" w:name="toc 5"/>
@@ -7408,7 +8195,7 @@
     <w:lsdException w:uiPriority="99" w:name="Signature"/>
     <w:lsdException w:uiPriority="1" w:name="Default Paragraph Font"/>
     <w:lsdException w:qFormat="1" w:unhideWhenUsed="0" w:uiPriority="0" w:semiHidden="0" w:name="Body Text"/>
-    <w:lsdException w:unhideWhenUsed="0" w:uiPriority="0" w:semiHidden="0" w:name="Body Text Indent"/>
+    <w:lsdException w:qFormat="1" w:unhideWhenUsed="0" w:uiPriority="0" w:semiHidden="0" w:name="Body Text Indent"/>
     <w:lsdException w:uiPriority="99" w:name="List Continue"/>
     <w:lsdException w:uiPriority="99" w:name="List Continue 2"/>
     <w:lsdException w:uiPriority="99" w:name="List Continue 3"/>
@@ -7421,16 +8208,16 @@
     <w:lsdException w:uiPriority="99" w:name="Body Text First Indent"/>
     <w:lsdException w:uiPriority="99" w:name="Body Text First Indent 2"/>
     <w:lsdException w:uiPriority="99" w:name="Note Heading"/>
-    <w:lsdException w:qFormat="1" w:unhideWhenUsed="0" w:uiPriority="0" w:semiHidden="0" w:name="Body Text 2"/>
+    <w:lsdException w:unhideWhenUsed="0" w:uiPriority="0" w:semiHidden="0" w:name="Body Text 2"/>
     <w:lsdException w:uiPriority="99" w:name="Body Text 3"/>
-    <w:lsdException w:unhideWhenUsed="0" w:uiPriority="0" w:semiHidden="0" w:name="Body Text Indent 2"/>
+    <w:lsdException w:qFormat="1" w:unhideWhenUsed="0" w:uiPriority="0" w:semiHidden="0" w:name="Body Text Indent 2"/>
     <w:lsdException w:qFormat="1" w:unhideWhenUsed="0" w:uiPriority="0" w:semiHidden="0" w:name="Body Text Indent 3"/>
-    <w:lsdException w:unhideWhenUsed="0" w:uiPriority="0" w:semiHidden="0" w:name="Block Text"/>
-    <w:lsdException w:uiPriority="99" w:semiHidden="0" w:name="Hyperlink"/>
+    <w:lsdException w:qFormat="1" w:unhideWhenUsed="0" w:uiPriority="0" w:semiHidden="0" w:name="Block Text"/>
+    <w:lsdException w:qFormat="1" w:uiPriority="99" w:semiHidden="0" w:name="Hyperlink"/>
     <w:lsdException w:uiPriority="99" w:name="FollowedHyperlink"/>
     <w:lsdException w:qFormat="1" w:unhideWhenUsed="0" w:uiPriority="22" w:semiHidden="0" w:name="Strong"/>
     <w:lsdException w:qFormat="1" w:unhideWhenUsed="0" w:uiPriority="0" w:semiHidden="0" w:name="Emphasis"/>
-    <w:lsdException w:unhideWhenUsed="0" w:uiPriority="0" w:semiHidden="0" w:name="Document Map"/>
+    <w:lsdException w:qFormat="1" w:unhideWhenUsed="0" w:uiPriority="0" w:semiHidden="0" w:name="Document Map"/>
     <w:lsdException w:uiPriority="99" w:name="Plain Text"/>
     <w:lsdException w:uiPriority="99" w:name="E-mail Signature"/>
     <w:lsdException w:unhideWhenUsed="0" w:uiPriority="0" w:semiHidden="0" w:name="Normal (Web)"/>
@@ -7444,7 +8231,7 @@
     <w:lsdException w:uiPriority="99" w:name="HTML Sample"/>
     <w:lsdException w:uiPriority="99" w:name="HTML Typewriter"/>
     <w:lsdException w:uiPriority="99" w:name="HTML Variable"/>
-    <w:lsdException w:uiPriority="99" w:name="Normal Table"/>
+    <w:lsdException w:qFormat="1" w:uiPriority="99" w:name="Normal Table"/>
     <w:lsdException w:uiPriority="99" w:name="annotation subject"/>
     <w:lsdException w:uiPriority="99" w:name="Table Simple 1"/>
     <w:lsdException w:uiPriority="99" w:name="Table Simple 2"/>
@@ -7491,7 +8278,7 @@
     <w:lsdException w:qFormat="1" w:unhideWhenUsed="0" w:uiPriority="0" w:semiHidden="0" w:name="Balloon Text"/>
     <w:lsdException w:unhideWhenUsed="0" w:uiPriority="59" w:semiHidden="0" w:name="Table Grid"/>
     <w:lsdException w:uiPriority="99" w:name="Table Theme"/>
-    <w:lsdException w:unhideWhenUsed="0" w:uiPriority="99" w:name="Placeholder Text"/>
+    <w:lsdException w:qFormat="1" w:unhideWhenUsed="0" w:uiPriority="99" w:name="Placeholder Text"/>
     <w:lsdException w:qFormat="1" w:unhideWhenUsed="0" w:uiPriority="1" w:semiHidden="0" w:name="No Spacing"/>
     <w:lsdException w:qFormat="1" w:unhideWhenUsed="0" w:uiPriority="34" w:semiHidden="0" w:name="List Paragraph"/>
   </w:latentStyles>
@@ -7626,6 +8413,7 @@
     <w:name w:val="Normal Table"/>
     <w:semiHidden/>
     <w:unhideWhenUsed/>
+    <w:qFormat/>
     <w:uiPriority w:val="99"/>
     <w:tblPr>
       <w:tblCellMar>
@@ -7648,6 +8436,7 @@
   <w:style w:type="character" w:styleId="11">
     <w:name w:val="Hyperlink"/>
     <w:unhideWhenUsed/>
+    <w:qFormat/>
     <w:uiPriority w:val="99"/>
     <w:rPr>
       <w:color w:val="0000FF"/>
@@ -7674,7 +8463,6 @@
   <w:style w:type="paragraph" w:styleId="14">
     <w:name w:val="Body Text 2"/>
     <w:basedOn w:val="1"/>
-    <w:qFormat/>
     <w:uiPriority w:val="0"/>
     <w:pPr>
       <w:spacing w:after="120" w:line="480" w:lineRule="auto"/>
@@ -7699,6 +8487,7 @@
     <w:name w:val="Document Map"/>
     <w:basedOn w:val="1"/>
     <w:link w:val="43"/>
+    <w:qFormat/>
     <w:uiPriority w:val="0"/>
     <w:rPr>
       <w:rFonts w:ascii="Tahoma" w:hAnsi="Tahoma" w:cs="Tahoma"/>
@@ -7734,6 +8523,7 @@
     <w:next w:val="1"/>
     <w:autoRedefine/>
     <w:semiHidden/>
+    <w:qFormat/>
     <w:uiPriority w:val="0"/>
   </w:style>
   <w:style w:type="paragraph" w:styleId="20">
@@ -7742,6 +8532,7 @@
     <w:next w:val="1"/>
     <w:autoRedefine/>
     <w:semiHidden/>
+    <w:qFormat/>
     <w:uiPriority w:val="0"/>
     <w:pPr>
       <w:ind w:left="200"/>
@@ -7750,6 +8541,7 @@
   <w:style w:type="paragraph" w:styleId="21">
     <w:name w:val="Body Text Indent"/>
     <w:basedOn w:val="1"/>
+    <w:qFormat/>
     <w:uiPriority w:val="0"/>
     <w:pPr>
       <w:spacing w:after="120"/>
@@ -7784,6 +8576,7 @@
   <w:style w:type="paragraph" w:styleId="24">
     <w:name w:val="Body Text Indent 2"/>
     <w:basedOn w:val="1"/>
+    <w:qFormat/>
     <w:uiPriority w:val="0"/>
     <w:pPr>
       <w:spacing w:after="120" w:line="480" w:lineRule="auto"/>
@@ -7793,6 +8586,7 @@
   <w:style w:type="paragraph" w:styleId="25">
     <w:name w:val="Block Text"/>
     <w:basedOn w:val="1"/>
+    <w:qFormat/>
     <w:uiPriority w:val="0"/>
     <w:pPr>
       <w:spacing w:line="360" w:lineRule="auto"/>
@@ -7825,6 +8619,7 @@
   <w:style w:type="character" w:customStyle="1" w:styleId="27">
     <w:name w:val="Верхний колонтитул Знак1"/>
     <w:link w:val="17"/>
+    <w:qFormat/>
     <w:uiPriority w:val="0"/>
     <w:rPr>
       <w:lang w:val="ru-RU" w:eastAsia="ru-RU" w:bidi="ar-SA"/>
@@ -7897,6 +8692,7 @@
   <w:style w:type="character" w:styleId="33">
     <w:name w:val="Placeholder Text"/>
     <w:semiHidden/>
+    <w:qFormat/>
     <w:uiPriority w:val="99"/>
     <w:rPr>
       <w:color w:val="808080"/>
@@ -7905,6 +8701,7 @@
   <w:style w:type="character" w:customStyle="1" w:styleId="34">
     <w:name w:val="Заголовок 7 Знак"/>
     <w:link w:val="7"/>
+    <w:qFormat/>
     <w:uiPriority w:val="0"/>
     <w:rPr>
       <w:rFonts w:ascii="Calibri" w:hAnsi="Calibri"/>
@@ -7915,6 +8712,7 @@
   <w:style w:type="paragraph" w:customStyle="1" w:styleId="35">
     <w:name w:val="Чертежный"/>
     <w:link w:val="48"/>
+    <w:qFormat/>
     <w:uiPriority w:val="0"/>
     <w:pPr>
       <w:jc w:val="both"/>
@@ -7964,6 +8762,7 @@
   <w:style w:type="table" w:customStyle="1" w:styleId="39">
     <w:name w:val="Сетка таблицы1"/>
     <w:basedOn w:val="9"/>
+    <w:qFormat/>
     <w:uiPriority w:val="0"/>
     <w:tblPr>
       <w:tblBorders>
@@ -7979,7 +8778,6 @@
   <w:style w:type="table" w:customStyle="1" w:styleId="40">
     <w:name w:val="Сетка таблицы2"/>
     <w:basedOn w:val="9"/>
-    <w:qFormat/>
     <w:uiPriority w:val="0"/>
     <w:tblPr>
       <w:tblBorders>
@@ -7995,7 +8793,6 @@
   <w:style w:type="character" w:customStyle="1" w:styleId="41">
     <w:name w:val="Заголовок 2 Знак"/>
     <w:link w:val="3"/>
-    <w:qFormat/>
     <w:uiPriority w:val="0"/>
     <w:rPr>
       <w:rFonts w:ascii="GOST type B" w:hAnsi="GOST type B"/>
@@ -8012,6 +8809,7 @@
   <w:style w:type="character" w:customStyle="1" w:styleId="43">
     <w:name w:val="Схема документа Знак"/>
     <w:link w:val="16"/>
+    <w:qFormat/>
     <w:uiPriority w:val="0"/>
     <w:rPr>
       <w:rFonts w:ascii="Tahoma" w:hAnsi="Tahoma" w:cs="Tahoma"/>
@@ -8041,6 +8839,7 @@
   </w:style>
   <w:style w:type="paragraph" w:customStyle="1" w:styleId="46">
     <w:name w:val="Default"/>
+    <w:qFormat/>
     <w:uiPriority w:val="0"/>
     <w:pPr>
       <w:autoSpaceDE w:val="0"/>
@@ -8058,6 +8857,7 @@
   <w:style w:type="character" w:customStyle="1" w:styleId="47">
     <w:name w:val="Основной текст с отступом 3 Знак"/>
     <w:link w:val="15"/>
+    <w:qFormat/>
     <w:uiPriority w:val="0"/>
     <w:rPr>
       <w:rFonts w:ascii="Calibri" w:hAnsi="Calibri"/>
@@ -8068,6 +8868,7 @@
   <w:style w:type="character" w:customStyle="1" w:styleId="48">
     <w:name w:val="Чертежный Знак"/>
     <w:link w:val="35"/>
+    <w:qFormat/>
     <w:locked/>
     <w:uiPriority w:val="0"/>
     <w:rPr>
